--- a/Documentacion/Registros/REGISTRO DE RIESGOS.docx
+++ b/Documentacion/Registros/REGISTRO DE RIESGOS.docx
@@ -4,24 +4,23 @@
   <w:body>
     <w:tbl>
       <w:tblPr>
-        <w:tblStyle w:val="Tablaconcuadrcula"/>
+        <w:tblStyle w:val="TableGrid"/>
         <w:tblW w:w="0" w:type="auto"/>
         <w:tblLook w:val="04A0" w:firstRow="1" w:lastRow="0" w:firstColumn="1" w:lastColumn="0" w:noHBand="0" w:noVBand="1"/>
       </w:tblPr>
       <w:tblGrid>
-        <w:gridCol w:w="1935"/>
-        <w:gridCol w:w="4248"/>
-        <w:gridCol w:w="1835"/>
-        <w:gridCol w:w="1645"/>
-        <w:gridCol w:w="1974"/>
-        <w:gridCol w:w="2357"/>
+        <w:gridCol w:w="1939"/>
+        <w:gridCol w:w="4254"/>
+        <w:gridCol w:w="1837"/>
+        <w:gridCol w:w="1643"/>
+        <w:gridCol w:w="1976"/>
+        <w:gridCol w:w="2345"/>
       </w:tblGrid>
       <w:tr>
         <w:tc>
           <w:tcPr>
             <w:tcW w:w="1998" w:type="dxa"/>
             <w:shd w:val="clear" w:color="auto" w:fill="D9D9D9" w:themeFill="background1" w:themeFillShade="D9"/>
-            <w:tcMar/>
             <w:vAlign w:val="center"/>
           </w:tcPr>
           <w:p>
@@ -49,7 +48,6 @@
         <w:tc>
           <w:tcPr>
             <w:tcW w:w="4500" w:type="dxa"/>
-            <w:tcMar/>
             <w:vAlign w:val="center"/>
           </w:tcPr>
           <w:p>
@@ -57,117 +55,98 @@
               <w:spacing w:before="120" w:after="120"/>
               <w:rPr>
                 <w:rFonts w:ascii="Tahoma" w:hAnsi="Tahoma" w:cs="Tahoma"/>
-                <w:b w:val="1"/>
-                <w:bCs w:val="1"/>
-                <w:sz w:val="20"/>
-                <w:szCs w:val="20"/>
-                <w:lang w:val="es-ES"/>
-              </w:rPr>
-            </w:pPr>
-            <w:r>
-              <w:rPr>
-                <w:rFonts w:ascii="Tahoma" w:hAnsi="Tahoma" w:cs="Tahoma"/>
-                <w:b w:val="0"/>
-                <w:bCs w:val="0"/>
-                <w:sz w:val="20"/>
-                <w:szCs w:val="20"/>
-                <w:lang w:val="es-ES"/>
-              </w:rPr>
-              <w:t>Rise</w:t>
-            </w:r>
-            <w:r>
-              <w:rPr>
-                <w:rFonts w:ascii="Tahoma" w:hAnsi="Tahoma" w:cs="Tahoma"/>
-                <w:b w:val="0"/>
-                <w:bCs w:val="0"/>
+                <w:b/>
+                <w:bCs/>
+                <w:sz w:val="20"/>
+                <w:szCs w:val="20"/>
+                <w:lang w:val="es-ES"/>
+              </w:rPr>
+            </w:pPr>
+            <w:r>
+              <w:rPr>
+                <w:rFonts w:ascii="Tahoma" w:hAnsi="Tahoma" w:cs="Tahoma"/>
+                <w:sz w:val="20"/>
+                <w:szCs w:val="20"/>
+                <w:lang w:val="es-ES"/>
+              </w:rPr>
+              <w:t xml:space="preserve">Rise </w:t>
+            </w:r>
+            <w:proofErr w:type="spellStart"/>
+            <w:r>
+              <w:rPr>
+                <w:rFonts w:ascii="Tahoma" w:hAnsi="Tahoma" w:cs="Tahoma"/>
+                <w:sz w:val="20"/>
+                <w:szCs w:val="20"/>
+                <w:lang w:val="es-ES"/>
+              </w:rPr>
+              <w:t>of</w:t>
+            </w:r>
+            <w:proofErr w:type="spellEnd"/>
+            <w:r>
+              <w:rPr>
+                <w:rFonts w:ascii="Tahoma" w:hAnsi="Tahoma" w:cs="Tahoma"/>
                 <w:sz w:val="20"/>
                 <w:szCs w:val="20"/>
                 <w:lang w:val="es-ES"/>
               </w:rPr>
               <w:t xml:space="preserve"> </w:t>
             </w:r>
-            <w:r>
-              <w:rPr>
-                <w:rFonts w:ascii="Tahoma" w:hAnsi="Tahoma" w:cs="Tahoma"/>
-                <w:b w:val="0"/>
-                <w:bCs w:val="0"/>
-                <w:sz w:val="20"/>
-                <w:szCs w:val="20"/>
-                <w:lang w:val="es-ES"/>
-              </w:rPr>
-              <w:t>of</w:t>
-            </w:r>
-            <w:r>
-              <w:rPr>
-                <w:rFonts w:ascii="Tahoma" w:hAnsi="Tahoma" w:cs="Tahoma"/>
-                <w:b w:val="0"/>
-                <w:bCs w:val="0"/>
+            <w:proofErr w:type="spellStart"/>
+            <w:r>
+              <w:rPr>
+                <w:rFonts w:ascii="Tahoma" w:hAnsi="Tahoma" w:cs="Tahoma"/>
+                <w:sz w:val="20"/>
+                <w:szCs w:val="20"/>
+                <w:lang w:val="es-ES"/>
+              </w:rPr>
+              <w:t>the</w:t>
+            </w:r>
+            <w:proofErr w:type="spellEnd"/>
+            <w:r>
+              <w:rPr>
+                <w:rFonts w:ascii="Tahoma" w:hAnsi="Tahoma" w:cs="Tahoma"/>
                 <w:sz w:val="20"/>
                 <w:szCs w:val="20"/>
                 <w:lang w:val="es-ES"/>
               </w:rPr>
               <w:t xml:space="preserve"> </w:t>
             </w:r>
-            <w:r>
-              <w:rPr>
-                <w:rFonts w:ascii="Tahoma" w:hAnsi="Tahoma" w:cs="Tahoma"/>
-                <w:b w:val="0"/>
-                <w:bCs w:val="0"/>
-                <w:sz w:val="20"/>
-                <w:szCs w:val="20"/>
-                <w:lang w:val="es-ES"/>
-              </w:rPr>
-              <w:t>the</w:t>
-            </w:r>
-            <w:r>
-              <w:rPr>
-                <w:rFonts w:ascii="Tahoma" w:hAnsi="Tahoma" w:cs="Tahoma"/>
-                <w:b w:val="0"/>
-                <w:bCs w:val="0"/>
+            <w:proofErr w:type="spellStart"/>
+            <w:r>
+              <w:rPr>
+                <w:rFonts w:ascii="Tahoma" w:hAnsi="Tahoma" w:cs="Tahoma"/>
+                <w:sz w:val="20"/>
+                <w:szCs w:val="20"/>
+                <w:lang w:val="es-ES"/>
+              </w:rPr>
+              <w:t>Lost</w:t>
+            </w:r>
+            <w:proofErr w:type="spellEnd"/>
+            <w:r>
+              <w:rPr>
+                <w:rFonts w:ascii="Tahoma" w:hAnsi="Tahoma" w:cs="Tahoma"/>
                 <w:sz w:val="20"/>
                 <w:szCs w:val="20"/>
                 <w:lang w:val="es-ES"/>
               </w:rPr>
               <w:t xml:space="preserve"> </w:t>
             </w:r>
-            <w:r>
-              <w:rPr>
-                <w:rFonts w:ascii="Tahoma" w:hAnsi="Tahoma" w:cs="Tahoma"/>
-                <w:b w:val="0"/>
-                <w:bCs w:val="0"/>
-                <w:sz w:val="20"/>
-                <w:szCs w:val="20"/>
-                <w:lang w:val="es-ES"/>
-              </w:rPr>
-              <w:t>Lost</w:t>
-            </w:r>
-            <w:r>
-              <w:rPr>
-                <w:rFonts w:ascii="Tahoma" w:hAnsi="Tahoma" w:cs="Tahoma"/>
-                <w:b w:val="0"/>
-                <w:bCs w:val="0"/>
-                <w:sz w:val="20"/>
-                <w:szCs w:val="20"/>
-                <w:lang w:val="es-ES"/>
-              </w:rPr>
-              <w:t xml:space="preserve"> </w:t>
-            </w:r>
-            <w:r>
-              <w:rPr>
-                <w:rFonts w:ascii="Tahoma" w:hAnsi="Tahoma" w:cs="Tahoma"/>
-                <w:b w:val="0"/>
-                <w:bCs w:val="0"/>
+            <w:proofErr w:type="spellStart"/>
+            <w:r>
+              <w:rPr>
+                <w:rFonts w:ascii="Tahoma" w:hAnsi="Tahoma" w:cs="Tahoma"/>
                 <w:sz w:val="20"/>
                 <w:szCs w:val="20"/>
                 <w:lang w:val="es-ES"/>
               </w:rPr>
               <w:t>Colors</w:t>
             </w:r>
-            <w:r>
-              <w:rPr>
-                <w:rFonts w:ascii="Tahoma" w:hAnsi="Tahoma" w:cs="Tahoma"/>
-                <w:b w:val="1"/>
-                <w:bCs w:val="1"/>
+            <w:proofErr w:type="spellEnd"/>
+            <w:r>
+              <w:rPr>
+                <w:rFonts w:ascii="Tahoma" w:hAnsi="Tahoma" w:cs="Tahoma"/>
+                <w:b/>
+                <w:bCs/>
                 <w:sz w:val="20"/>
                 <w:szCs w:val="20"/>
                 <w:lang w:val="es-ES"/>
@@ -180,7 +159,6 @@
           <w:tcPr>
             <w:tcW w:w="1890" w:type="dxa"/>
             <w:shd w:val="clear" w:color="auto" w:fill="D9D9D9" w:themeFill="background1" w:themeFillShade="D9"/>
-            <w:tcMar/>
             <w:vAlign w:val="center"/>
           </w:tcPr>
           <w:p>
@@ -208,7 +186,6 @@
         <w:tc>
           <w:tcPr>
             <w:tcW w:w="1710" w:type="dxa"/>
-            <w:tcMar/>
             <w:vAlign w:val="center"/>
           </w:tcPr>
           <w:p>
@@ -216,18 +193,14 @@
               <w:spacing w:after="0"/>
               <w:rPr>
                 <w:rFonts w:ascii="Tahoma" w:hAnsi="Tahoma" w:cs="Tahoma"/>
-                <w:b w:val="0"/>
-                <w:bCs w:val="0"/>
-                <w:sz w:val="20"/>
-                <w:szCs w:val="20"/>
-                <w:lang w:val="es-ES"/>
-              </w:rPr>
-            </w:pPr>
-            <w:r>
-              <w:rPr>
-                <w:rFonts w:ascii="Tahoma" w:hAnsi="Tahoma" w:cs="Tahoma"/>
-                <w:b w:val="0"/>
-                <w:bCs w:val="0"/>
+                <w:sz w:val="20"/>
+                <w:szCs w:val="20"/>
+                <w:lang w:val="es-ES"/>
+              </w:rPr>
+            </w:pPr>
+            <w:r>
+              <w:rPr>
+                <w:rFonts w:ascii="Tahoma" w:hAnsi="Tahoma" w:cs="Tahoma"/>
                 <w:sz w:val="20"/>
                 <w:szCs w:val="20"/>
                 <w:lang w:val="es-ES"/>
@@ -240,7 +213,6 @@
           <w:tcPr>
             <w:tcW w:w="2018" w:type="dxa"/>
             <w:shd w:val="clear" w:color="auto" w:fill="D9D9D9" w:themeFill="background1" w:themeFillShade="D9"/>
-            <w:tcMar/>
             <w:vAlign w:val="center"/>
           </w:tcPr>
           <w:p>
@@ -268,7 +240,6 @@
         <w:tc>
           <w:tcPr>
             <w:tcW w:w="2424" w:type="dxa"/>
-            <w:tcMar/>
             <w:vAlign w:val="center"/>
           </w:tcPr>
           <w:p>
@@ -276,45 +247,19 @@
               <w:spacing w:after="0"/>
               <w:rPr>
                 <w:rFonts w:ascii="Tahoma" w:hAnsi="Tahoma" w:cs="Tahoma"/>
-                <w:b w:val="0"/>
-                <w:bCs w:val="0"/>
-                <w:sz w:val="20"/>
-                <w:szCs w:val="20"/>
-                <w:lang w:val="es-ES"/>
-              </w:rPr>
-            </w:pPr>
-            <w:r>
-              <w:rPr>
-                <w:rFonts w:ascii="Tahoma" w:hAnsi="Tahoma" w:cs="Tahoma"/>
-                <w:b w:val="0"/>
-                <w:bCs w:val="0"/>
-                <w:sz w:val="20"/>
-                <w:szCs w:val="20"/>
-                <w:lang w:val="es-ES"/>
-              </w:rPr>
-              <w:t>2</w:t>
-            </w:r>
-            <w:r>
-              <w:rPr>
-                <w:rFonts w:ascii="Tahoma" w:hAnsi="Tahoma" w:cs="Tahoma"/>
-                <w:b w:val="0"/>
-                <w:bCs w:val="0"/>
-                <w:sz w:val="20"/>
-                <w:szCs w:val="20"/>
-                <w:lang w:val="es-ES"/>
-              </w:rPr>
-              <w:t>8</w:t>
-            </w:r>
-            <w:r>
-              <w:rPr>
-                <w:rFonts w:ascii="Tahoma" w:hAnsi="Tahoma" w:cs="Tahoma"/>
-                <w:b w:val="0"/>
-                <w:bCs w:val="0"/>
-                <w:sz w:val="20"/>
-                <w:szCs w:val="20"/>
-                <w:lang w:val="es-ES"/>
-              </w:rPr>
-              <w:t>/02/2026</w:t>
+                <w:sz w:val="20"/>
+                <w:szCs w:val="20"/>
+                <w:lang w:val="es-ES"/>
+              </w:rPr>
+            </w:pPr>
+            <w:r>
+              <w:rPr>
+                <w:rFonts w:ascii="Tahoma" w:hAnsi="Tahoma" w:cs="Tahoma"/>
+                <w:sz w:val="20"/>
+                <w:szCs w:val="20"/>
+                <w:lang w:val="es-ES"/>
+              </w:rPr>
+              <w:t>28/02/2026</w:t>
             </w:r>
           </w:p>
         </w:tc>
@@ -332,7 +277,7 @@
     </w:p>
     <w:tbl>
       <w:tblPr>
-        <w:tblStyle w:val="Tablaconcuadrcula"/>
+        <w:tblStyle w:val="TableGrid"/>
         <w:tblW w:w="5012" w:type="pct"/>
         <w:tblInd w:w="-34" w:type="dxa"/>
         <w:shd w:val="clear" w:color="auto" w:fill="D9D9D9" w:themeFill="background1" w:themeFillShade="D9"/>
@@ -340,19 +285,19 @@
         <w:tblLook w:val="04A0" w:firstRow="1" w:lastRow="0" w:firstColumn="1" w:lastColumn="0" w:noHBand="0" w:noVBand="1"/>
       </w:tblPr>
       <w:tblGrid>
-        <w:gridCol w:w="637"/>
-        <w:gridCol w:w="1397"/>
-        <w:gridCol w:w="1908"/>
+        <w:gridCol w:w="636"/>
+        <w:gridCol w:w="1518"/>
+        <w:gridCol w:w="1787"/>
         <w:gridCol w:w="760"/>
         <w:gridCol w:w="382"/>
-        <w:gridCol w:w="379"/>
-        <w:gridCol w:w="438"/>
-        <w:gridCol w:w="387"/>
-        <w:gridCol w:w="889"/>
-        <w:gridCol w:w="1271"/>
-        <w:gridCol w:w="954"/>
-        <w:gridCol w:w="2034"/>
-        <w:gridCol w:w="2592"/>
+        <w:gridCol w:w="477"/>
+        <w:gridCol w:w="424"/>
+        <w:gridCol w:w="426"/>
+        <w:gridCol w:w="853"/>
+        <w:gridCol w:w="1274"/>
+        <w:gridCol w:w="867"/>
+        <w:gridCol w:w="2110"/>
+        <w:gridCol w:w="2514"/>
       </w:tblGrid>
       <w:tr>
         <w:trPr>
@@ -391,7 +336,7 @@
         </w:tc>
         <w:tc>
           <w:tcPr>
-            <w:tcW w:w="498" w:type="pct"/>
+            <w:tcW w:w="541" w:type="pct"/>
             <w:vMerge w:val="restart"/>
             <w:shd w:val="clear" w:color="auto" w:fill="D9D9D9" w:themeFill="background1" w:themeFillShade="D9"/>
             <w:textDirection w:val="btLr"/>
@@ -422,7 +367,7 @@
         </w:tc>
         <w:tc>
           <w:tcPr>
-            <w:tcW w:w="680" w:type="pct"/>
+            <w:tcW w:w="637" w:type="pct"/>
             <w:vMerge w:val="restart"/>
             <w:shd w:val="clear" w:color="auto" w:fill="D9D9D9" w:themeFill="background1" w:themeFillShade="D9"/>
             <w:vAlign w:val="center"/>
@@ -482,7 +427,7 @@
         </w:tc>
         <w:tc>
           <w:tcPr>
-            <w:tcW w:w="565" w:type="pct"/>
+            <w:tcW w:w="609" w:type="pct"/>
             <w:gridSpan w:val="4"/>
             <w:shd w:val="clear" w:color="auto" w:fill="D9D9D9" w:themeFill="background1" w:themeFillShade="D9"/>
             <w:vAlign w:val="center"/>
@@ -512,7 +457,7 @@
         </w:tc>
         <w:tc>
           <w:tcPr>
-            <w:tcW w:w="317" w:type="pct"/>
+            <w:tcW w:w="304" w:type="pct"/>
             <w:vMerge w:val="restart"/>
             <w:shd w:val="clear" w:color="auto" w:fill="D9D9D9" w:themeFill="background1" w:themeFillShade="D9"/>
             <w:textDirection w:val="btLr"/>
@@ -543,7 +488,7 @@
         </w:tc>
         <w:tc>
           <w:tcPr>
-            <w:tcW w:w="453" w:type="pct"/>
+            <w:tcW w:w="454" w:type="pct"/>
             <w:vMerge w:val="restart"/>
             <w:shd w:val="clear" w:color="auto" w:fill="D9D9D9" w:themeFill="background1" w:themeFillShade="D9"/>
             <w:textDirection w:val="btLr"/>
@@ -574,7 +519,7 @@
         </w:tc>
         <w:tc>
           <w:tcPr>
-            <w:tcW w:w="1065" w:type="pct"/>
+            <w:tcW w:w="1061" w:type="pct"/>
             <w:gridSpan w:val="2"/>
             <w:shd w:val="clear" w:color="auto" w:fill="D9D9D9" w:themeFill="background1" w:themeFillShade="D9"/>
           </w:tcPr>
@@ -626,25 +571,12 @@
         </w:tc>
         <w:tc>
           <w:tcPr>
-            <w:tcW w:w="924" w:type="pct"/>
+            <w:tcW w:w="896" w:type="pct"/>
             <w:vMerge w:val="restart"/>
             <w:shd w:val="clear" w:color="auto" w:fill="D9D9D9" w:themeFill="background1" w:themeFillShade="D9"/>
             <w:textDirection w:val="btLr"/>
             <w:vAlign w:val="center"/>
           </w:tcPr>
-          <w:p>
-            <w:pPr>
-              <w:spacing w:after="0"/>
-              <w:ind w:left="113" w:right="113"/>
-              <w:jc w:val="center"/>
-              <w:rPr>
-                <w:rFonts w:ascii="Tahoma" w:hAnsi="Tahoma" w:cs="Tahoma"/>
-                <w:b/>
-                <w:sz w:val="20"/>
-                <w:lang w:val="es-ES"/>
-              </w:rPr>
-            </w:pPr>
-          </w:p>
           <w:p>
             <w:pPr>
               <w:spacing w:after="0"/>
@@ -695,7 +627,7 @@
         </w:tc>
         <w:tc>
           <w:tcPr>
-            <w:tcW w:w="498" w:type="pct"/>
+            <w:tcW w:w="541" w:type="pct"/>
             <w:vMerge/>
             <w:shd w:val="clear" w:color="auto" w:fill="D9D9D9" w:themeFill="background1" w:themeFillShade="D9"/>
           </w:tcPr>
@@ -714,7 +646,7 @@
         </w:tc>
         <w:tc>
           <w:tcPr>
-            <w:tcW w:w="680" w:type="pct"/>
+            <w:tcW w:w="637" w:type="pct"/>
             <w:vMerge/>
             <w:shd w:val="clear" w:color="auto" w:fill="D9D9D9" w:themeFill="background1" w:themeFillShade="D9"/>
           </w:tcPr>
@@ -781,7 +713,7 @@
         </w:tc>
         <w:tc>
           <w:tcPr>
-            <w:tcW w:w="135" w:type="pct"/>
+            <w:tcW w:w="170" w:type="pct"/>
             <w:shd w:val="clear" w:color="auto" w:fill="D9D9D9" w:themeFill="background1" w:themeFillShade="D9"/>
             <w:textDirection w:val="btLr"/>
           </w:tcPr>
@@ -810,7 +742,7 @@
         </w:tc>
         <w:tc>
           <w:tcPr>
-            <w:tcW w:w="156" w:type="pct"/>
+            <w:tcW w:w="151" w:type="pct"/>
             <w:shd w:val="clear" w:color="auto" w:fill="D9D9D9" w:themeFill="background1" w:themeFillShade="D9"/>
             <w:textDirection w:val="btLr"/>
           </w:tcPr>
@@ -839,7 +771,7 @@
         </w:tc>
         <w:tc>
           <w:tcPr>
-            <w:tcW w:w="138" w:type="pct"/>
+            <w:tcW w:w="152" w:type="pct"/>
             <w:shd w:val="clear" w:color="auto" w:fill="D9D9D9" w:themeFill="background1" w:themeFillShade="D9"/>
             <w:textDirection w:val="btLr"/>
           </w:tcPr>
@@ -868,7 +800,7 @@
         </w:tc>
         <w:tc>
           <w:tcPr>
-            <w:tcW w:w="317" w:type="pct"/>
+            <w:tcW w:w="304" w:type="pct"/>
             <w:vMerge/>
             <w:shd w:val="clear" w:color="auto" w:fill="D9D9D9" w:themeFill="background1" w:themeFillShade="D9"/>
           </w:tcPr>
@@ -887,7 +819,7 @@
         </w:tc>
         <w:tc>
           <w:tcPr>
-            <w:tcW w:w="453" w:type="pct"/>
+            <w:tcW w:w="454" w:type="pct"/>
             <w:vMerge/>
             <w:shd w:val="clear" w:color="auto" w:fill="D9D9D9" w:themeFill="background1" w:themeFillShade="D9"/>
           </w:tcPr>
@@ -906,7 +838,7 @@
         </w:tc>
         <w:tc>
           <w:tcPr>
-            <w:tcW w:w="340" w:type="pct"/>
+            <w:tcW w:w="309" w:type="pct"/>
             <w:shd w:val="clear" w:color="auto" w:fill="D9D9D9" w:themeFill="background1" w:themeFillShade="D9"/>
             <w:textDirection w:val="btLr"/>
             <w:vAlign w:val="center"/>
@@ -936,7 +868,7 @@
         </w:tc>
         <w:tc>
           <w:tcPr>
-            <w:tcW w:w="725" w:type="pct"/>
+            <w:tcW w:w="752" w:type="pct"/>
             <w:shd w:val="clear" w:color="auto" w:fill="D9D9D9" w:themeFill="background1" w:themeFillShade="D9"/>
             <w:textDirection w:val="btLr"/>
             <w:vAlign w:val="center"/>
@@ -966,7 +898,7 @@
         </w:tc>
         <w:tc>
           <w:tcPr>
-            <w:tcW w:w="924" w:type="pct"/>
+            <w:tcW w:w="896" w:type="pct"/>
             <w:vMerge/>
             <w:shd w:val="clear" w:color="auto" w:fill="D9D9D9" w:themeFill="background1" w:themeFillShade="D9"/>
           </w:tcPr>
@@ -1015,7 +947,7 @@
         </w:tc>
         <w:tc>
           <w:tcPr>
-            <w:tcW w:w="498" w:type="pct"/>
+            <w:tcW w:w="541" w:type="pct"/>
             <w:shd w:val="clear" w:color="auto" w:fill="D9D9D9" w:themeFill="background1" w:themeFillShade="D9"/>
           </w:tcPr>
           <w:p>
@@ -1043,7 +975,7 @@
         </w:tc>
         <w:tc>
           <w:tcPr>
-            <w:tcW w:w="680" w:type="pct"/>
+            <w:tcW w:w="637" w:type="pct"/>
             <w:shd w:val="clear" w:color="auto" w:fill="D9D9D9" w:themeFill="background1" w:themeFillShade="D9"/>
           </w:tcPr>
           <w:p>
@@ -1126,7 +1058,7 @@
         </w:tc>
         <w:tc>
           <w:tcPr>
-            <w:tcW w:w="135" w:type="pct"/>
+            <w:tcW w:w="170" w:type="pct"/>
             <w:shd w:val="clear" w:color="auto" w:fill="D9D9D9" w:themeFill="background1" w:themeFillShade="D9"/>
           </w:tcPr>
           <w:p>
@@ -1155,7 +1087,7 @@
         </w:tc>
         <w:tc>
           <w:tcPr>
-            <w:tcW w:w="156" w:type="pct"/>
+            <w:tcW w:w="151" w:type="pct"/>
             <w:shd w:val="clear" w:color="auto" w:fill="D9D9D9" w:themeFill="background1" w:themeFillShade="D9"/>
           </w:tcPr>
           <w:p>
@@ -1184,7 +1116,7 @@
         </w:tc>
         <w:tc>
           <w:tcPr>
-            <w:tcW w:w="138" w:type="pct"/>
+            <w:tcW w:w="152" w:type="pct"/>
             <w:shd w:val="clear" w:color="auto" w:fill="D9D9D9" w:themeFill="background1" w:themeFillShade="D9"/>
           </w:tcPr>
           <w:p>
@@ -1212,7 +1144,7 @@
         </w:tc>
         <w:tc>
           <w:tcPr>
-            <w:tcW w:w="317" w:type="pct"/>
+            <w:tcW w:w="304" w:type="pct"/>
             <w:shd w:val="clear" w:color="auto" w:fill="D9D9D9" w:themeFill="background1" w:themeFillShade="D9"/>
           </w:tcPr>
           <w:p>
@@ -1240,7 +1172,7 @@
         </w:tc>
         <w:tc>
           <w:tcPr>
-            <w:tcW w:w="453" w:type="pct"/>
+            <w:tcW w:w="454" w:type="pct"/>
             <w:shd w:val="clear" w:color="auto" w:fill="D9D9D9" w:themeFill="background1" w:themeFillShade="D9"/>
           </w:tcPr>
           <w:p>
@@ -1268,7 +1200,7 @@
         </w:tc>
         <w:tc>
           <w:tcPr>
-            <w:tcW w:w="340" w:type="pct"/>
+            <w:tcW w:w="309" w:type="pct"/>
             <w:shd w:val="clear" w:color="auto" w:fill="D9D9D9" w:themeFill="background1" w:themeFillShade="D9"/>
           </w:tcPr>
           <w:p>
@@ -1296,7 +1228,7 @@
         </w:tc>
         <w:tc>
           <w:tcPr>
-            <w:tcW w:w="725" w:type="pct"/>
+            <w:tcW w:w="752" w:type="pct"/>
             <w:shd w:val="clear" w:color="auto" w:fill="D9D9D9" w:themeFill="background1" w:themeFillShade="D9"/>
           </w:tcPr>
           <w:p>
@@ -1324,7 +1256,7 @@
         </w:tc>
         <w:tc>
           <w:tcPr>
-            <w:tcW w:w="924" w:type="pct"/>
+            <w:tcW w:w="896" w:type="pct"/>
             <w:shd w:val="clear" w:color="auto" w:fill="D9D9D9" w:themeFill="background1" w:themeFillShade="D9"/>
           </w:tcPr>
           <w:p>
@@ -1390,7 +1322,7 @@
         </w:tc>
         <w:tc>
           <w:tcPr>
-            <w:tcW w:w="498" w:type="pct"/>
+            <w:tcW w:w="541" w:type="pct"/>
             <w:shd w:val="clear" w:color="auto" w:fill="D9D9D9" w:themeFill="background1" w:themeFillShade="D9"/>
           </w:tcPr>
           <w:p>
@@ -1418,7 +1350,7 @@
         </w:tc>
         <w:tc>
           <w:tcPr>
-            <w:tcW w:w="680" w:type="pct"/>
+            <w:tcW w:w="637" w:type="pct"/>
             <w:shd w:val="clear" w:color="auto" w:fill="D9D9D9" w:themeFill="background1" w:themeFillShade="D9"/>
           </w:tcPr>
           <w:p>
@@ -1502,7 +1434,7 @@
         </w:tc>
         <w:tc>
           <w:tcPr>
-            <w:tcW w:w="135" w:type="pct"/>
+            <w:tcW w:w="170" w:type="pct"/>
             <w:shd w:val="clear" w:color="auto" w:fill="D9D9D9" w:themeFill="background1" w:themeFillShade="D9"/>
           </w:tcPr>
           <w:p>
@@ -1530,7 +1462,7 @@
         </w:tc>
         <w:tc>
           <w:tcPr>
-            <w:tcW w:w="156" w:type="pct"/>
+            <w:tcW w:w="151" w:type="pct"/>
             <w:shd w:val="clear" w:color="auto" w:fill="D9D9D9" w:themeFill="background1" w:themeFillShade="D9"/>
           </w:tcPr>
           <w:p>
@@ -1559,7 +1491,7 @@
         </w:tc>
         <w:tc>
           <w:tcPr>
-            <w:tcW w:w="138" w:type="pct"/>
+            <w:tcW w:w="152" w:type="pct"/>
             <w:shd w:val="clear" w:color="auto" w:fill="D9D9D9" w:themeFill="background1" w:themeFillShade="D9"/>
           </w:tcPr>
           <w:p>
@@ -1587,7 +1519,7 @@
         </w:tc>
         <w:tc>
           <w:tcPr>
-            <w:tcW w:w="317" w:type="pct"/>
+            <w:tcW w:w="304" w:type="pct"/>
             <w:shd w:val="clear" w:color="auto" w:fill="D9D9D9" w:themeFill="background1" w:themeFillShade="D9"/>
           </w:tcPr>
           <w:p>
@@ -1615,7 +1547,7 @@
         </w:tc>
         <w:tc>
           <w:tcPr>
-            <w:tcW w:w="453" w:type="pct"/>
+            <w:tcW w:w="454" w:type="pct"/>
             <w:shd w:val="clear" w:color="auto" w:fill="D9D9D9" w:themeFill="background1" w:themeFillShade="D9"/>
           </w:tcPr>
           <w:p>
@@ -1643,7 +1575,7 @@
         </w:tc>
         <w:tc>
           <w:tcPr>
-            <w:tcW w:w="340" w:type="pct"/>
+            <w:tcW w:w="309" w:type="pct"/>
             <w:shd w:val="clear" w:color="auto" w:fill="D9D9D9" w:themeFill="background1" w:themeFillShade="D9"/>
           </w:tcPr>
           <w:p>
@@ -1671,7 +1603,7 @@
         </w:tc>
         <w:tc>
           <w:tcPr>
-            <w:tcW w:w="725" w:type="pct"/>
+            <w:tcW w:w="752" w:type="pct"/>
             <w:shd w:val="clear" w:color="auto" w:fill="D9D9D9" w:themeFill="background1" w:themeFillShade="D9"/>
           </w:tcPr>
           <w:p>
@@ -1699,7 +1631,7 @@
         </w:tc>
         <w:tc>
           <w:tcPr>
-            <w:tcW w:w="924" w:type="pct"/>
+            <w:tcW w:w="896" w:type="pct"/>
             <w:shd w:val="clear" w:color="auto" w:fill="D9D9D9" w:themeFill="background1" w:themeFillShade="D9"/>
           </w:tcPr>
           <w:p>
@@ -1765,7 +1697,7 @@
         </w:tc>
         <w:tc>
           <w:tcPr>
-            <w:tcW w:w="498" w:type="pct"/>
+            <w:tcW w:w="541" w:type="pct"/>
             <w:shd w:val="clear" w:color="auto" w:fill="D9D9D9" w:themeFill="background1" w:themeFillShade="D9"/>
           </w:tcPr>
           <w:p>
@@ -1793,7 +1725,7 @@
         </w:tc>
         <w:tc>
           <w:tcPr>
-            <w:tcW w:w="680" w:type="pct"/>
+            <w:tcW w:w="637" w:type="pct"/>
             <w:shd w:val="clear" w:color="auto" w:fill="D9D9D9" w:themeFill="background1" w:themeFillShade="D9"/>
           </w:tcPr>
           <w:p>
@@ -1876,7 +1808,7 @@
         </w:tc>
         <w:tc>
           <w:tcPr>
-            <w:tcW w:w="135" w:type="pct"/>
+            <w:tcW w:w="170" w:type="pct"/>
             <w:shd w:val="clear" w:color="auto" w:fill="D9D9D9" w:themeFill="background1" w:themeFillShade="D9"/>
           </w:tcPr>
           <w:p>
@@ -1904,7 +1836,7 @@
         </w:tc>
         <w:tc>
           <w:tcPr>
-            <w:tcW w:w="156" w:type="pct"/>
+            <w:tcW w:w="151" w:type="pct"/>
             <w:shd w:val="clear" w:color="auto" w:fill="D9D9D9" w:themeFill="background1" w:themeFillShade="D9"/>
           </w:tcPr>
           <w:p>
@@ -1932,7 +1864,7 @@
         </w:tc>
         <w:tc>
           <w:tcPr>
-            <w:tcW w:w="138" w:type="pct"/>
+            <w:tcW w:w="152" w:type="pct"/>
             <w:shd w:val="clear" w:color="auto" w:fill="D9D9D9" w:themeFill="background1" w:themeFillShade="D9"/>
           </w:tcPr>
           <w:p>
@@ -1960,7 +1892,7 @@
         </w:tc>
         <w:tc>
           <w:tcPr>
-            <w:tcW w:w="317" w:type="pct"/>
+            <w:tcW w:w="304" w:type="pct"/>
             <w:shd w:val="clear" w:color="auto" w:fill="D9D9D9" w:themeFill="background1" w:themeFillShade="D9"/>
           </w:tcPr>
           <w:p>
@@ -1988,7 +1920,7 @@
         </w:tc>
         <w:tc>
           <w:tcPr>
-            <w:tcW w:w="453" w:type="pct"/>
+            <w:tcW w:w="454" w:type="pct"/>
             <w:shd w:val="clear" w:color="auto" w:fill="D9D9D9" w:themeFill="background1" w:themeFillShade="D9"/>
           </w:tcPr>
           <w:p>
@@ -2016,7 +1948,7 @@
         </w:tc>
         <w:tc>
           <w:tcPr>
-            <w:tcW w:w="340" w:type="pct"/>
+            <w:tcW w:w="309" w:type="pct"/>
             <w:shd w:val="clear" w:color="auto" w:fill="D9D9D9" w:themeFill="background1" w:themeFillShade="D9"/>
           </w:tcPr>
           <w:p>
@@ -2044,7 +1976,7 @@
         </w:tc>
         <w:tc>
           <w:tcPr>
-            <w:tcW w:w="725" w:type="pct"/>
+            <w:tcW w:w="752" w:type="pct"/>
             <w:shd w:val="clear" w:color="auto" w:fill="D9D9D9" w:themeFill="background1" w:themeFillShade="D9"/>
           </w:tcPr>
           <w:p>
@@ -2070,38 +2002,28 @@
         </w:tc>
         <w:tc>
           <w:tcPr>
-            <w:tcW w:w="924" w:type="pct"/>
-            <w:shd w:val="clear" w:color="auto" w:fill="D9D9D9" w:themeFill="background1" w:themeFillShade="D9"/>
-          </w:tcPr>
-          <w:p>
-            <w:pPr>
-              <w:spacing w:before="120" w:after="120"/>
-              <w:rPr>
-                <w:rFonts w:ascii="Tahoma" w:hAnsi="Tahoma" w:cs="Tahoma"/>
-                <w:b/>
-                <w:sz w:val="20"/>
-                <w:szCs w:val="20"/>
-                <w:lang w:val="es-ES"/>
-              </w:rPr>
-            </w:pPr>
-            <w:r>
-              <w:rPr>
-                <w:rFonts w:ascii="Tahoma" w:hAnsi="Tahoma" w:cs="Tahoma"/>
-                <w:sz w:val="20"/>
-                <w:szCs w:val="20"/>
-                <w:lang w:val="es-ES"/>
-              </w:rPr>
-              <w:t xml:space="preserve">Mitigar/Aceptar: Redistribuir tareas; documentación compartida; formar a más </w:t>
-            </w:r>
-            <w:r>
-              <w:rPr>
-                <w:rFonts w:ascii="Tahoma" w:hAnsi="Tahoma" w:cs="Tahoma"/>
-                <w:sz w:val="20"/>
-                <w:szCs w:val="20"/>
-                <w:lang w:val="es-ES"/>
-              </w:rPr>
-              <w:lastRenderedPageBreak/>
-              <w:t>de una persona por módulo.</w:t>
+            <w:tcW w:w="896" w:type="pct"/>
+            <w:shd w:val="clear" w:color="auto" w:fill="D9D9D9" w:themeFill="background1" w:themeFillShade="D9"/>
+          </w:tcPr>
+          <w:p>
+            <w:pPr>
+              <w:spacing w:before="120" w:after="120"/>
+              <w:rPr>
+                <w:rFonts w:ascii="Tahoma" w:hAnsi="Tahoma" w:cs="Tahoma"/>
+                <w:b/>
+                <w:sz w:val="20"/>
+                <w:szCs w:val="20"/>
+                <w:lang w:val="es-ES"/>
+              </w:rPr>
+            </w:pPr>
+            <w:r>
+              <w:rPr>
+                <w:rFonts w:ascii="Tahoma" w:hAnsi="Tahoma" w:cs="Tahoma"/>
+                <w:sz w:val="20"/>
+                <w:szCs w:val="20"/>
+                <w:lang w:val="es-ES"/>
+              </w:rPr>
+              <w:t>Mitigar/Aceptar: Redistribuir tareas; documentación compartida; formar a más de una persona por módulo.</w:t>
             </w:r>
           </w:p>
         </w:tc>
@@ -2131,14 +2053,13 @@
                 <w:szCs w:val="20"/>
                 <w:lang w:val="es-ES"/>
               </w:rPr>
-              <w:lastRenderedPageBreak/>
               <w:t>R-04</w:t>
             </w:r>
           </w:p>
         </w:tc>
         <w:tc>
           <w:tcPr>
-            <w:tcW w:w="498" w:type="pct"/>
+            <w:tcW w:w="541" w:type="pct"/>
             <w:shd w:val="clear" w:color="auto" w:fill="D9D9D9" w:themeFill="background1" w:themeFillShade="D9"/>
           </w:tcPr>
           <w:p>
@@ -2166,7 +2087,7 @@
         </w:tc>
         <w:tc>
           <w:tcPr>
-            <w:tcW w:w="680" w:type="pct"/>
+            <w:tcW w:w="637" w:type="pct"/>
             <w:shd w:val="clear" w:color="auto" w:fill="D9D9D9" w:themeFill="background1" w:themeFillShade="D9"/>
           </w:tcPr>
           <w:p>
@@ -2250,7 +2171,7 @@
         </w:tc>
         <w:tc>
           <w:tcPr>
-            <w:tcW w:w="135" w:type="pct"/>
+            <w:tcW w:w="170" w:type="pct"/>
             <w:shd w:val="clear" w:color="auto" w:fill="D9D9D9" w:themeFill="background1" w:themeFillShade="D9"/>
           </w:tcPr>
           <w:p>
@@ -2279,7 +2200,7 @@
         </w:tc>
         <w:tc>
           <w:tcPr>
-            <w:tcW w:w="156" w:type="pct"/>
+            <w:tcW w:w="151" w:type="pct"/>
             <w:shd w:val="clear" w:color="auto" w:fill="D9D9D9" w:themeFill="background1" w:themeFillShade="D9"/>
           </w:tcPr>
           <w:p>
@@ -2308,7 +2229,7 @@
         </w:tc>
         <w:tc>
           <w:tcPr>
-            <w:tcW w:w="138" w:type="pct"/>
+            <w:tcW w:w="152" w:type="pct"/>
             <w:shd w:val="clear" w:color="auto" w:fill="D9D9D9" w:themeFill="background1" w:themeFillShade="D9"/>
           </w:tcPr>
           <w:p>
@@ -2336,7 +2257,7 @@
         </w:tc>
         <w:tc>
           <w:tcPr>
-            <w:tcW w:w="317" w:type="pct"/>
+            <w:tcW w:w="304" w:type="pct"/>
             <w:shd w:val="clear" w:color="auto" w:fill="D9D9D9" w:themeFill="background1" w:themeFillShade="D9"/>
           </w:tcPr>
           <w:p>
@@ -2364,7 +2285,7 @@
         </w:tc>
         <w:tc>
           <w:tcPr>
-            <w:tcW w:w="453" w:type="pct"/>
+            <w:tcW w:w="454" w:type="pct"/>
             <w:shd w:val="clear" w:color="auto" w:fill="D9D9D9" w:themeFill="background1" w:themeFillShade="D9"/>
           </w:tcPr>
           <w:p>
@@ -2392,7 +2313,7 @@
         </w:tc>
         <w:tc>
           <w:tcPr>
-            <w:tcW w:w="340" w:type="pct"/>
+            <w:tcW w:w="309" w:type="pct"/>
             <w:shd w:val="clear" w:color="auto" w:fill="D9D9D9" w:themeFill="background1" w:themeFillShade="D9"/>
           </w:tcPr>
           <w:p>
@@ -2420,7 +2341,7 @@
         </w:tc>
         <w:tc>
           <w:tcPr>
-            <w:tcW w:w="725" w:type="pct"/>
+            <w:tcW w:w="752" w:type="pct"/>
             <w:shd w:val="clear" w:color="auto" w:fill="D9D9D9" w:themeFill="background1" w:themeFillShade="D9"/>
           </w:tcPr>
           <w:p>
@@ -2447,7 +2368,7 @@
         </w:tc>
         <w:tc>
           <w:tcPr>
-            <w:tcW w:w="924" w:type="pct"/>
+            <w:tcW w:w="896" w:type="pct"/>
             <w:shd w:val="clear" w:color="auto" w:fill="D9D9D9" w:themeFill="background1" w:themeFillShade="D9"/>
           </w:tcPr>
           <w:p>
@@ -2513,7 +2434,7 @@
         </w:tc>
         <w:tc>
           <w:tcPr>
-            <w:tcW w:w="498" w:type="pct"/>
+            <w:tcW w:w="541" w:type="pct"/>
             <w:shd w:val="clear" w:color="auto" w:fill="D9D9D9" w:themeFill="background1" w:themeFillShade="D9"/>
           </w:tcPr>
           <w:p>
@@ -2541,7 +2462,7 @@
         </w:tc>
         <w:tc>
           <w:tcPr>
-            <w:tcW w:w="680" w:type="pct"/>
+            <w:tcW w:w="637" w:type="pct"/>
             <w:shd w:val="clear" w:color="auto" w:fill="D9D9D9" w:themeFill="background1" w:themeFillShade="D9"/>
           </w:tcPr>
           <w:p>
@@ -2577,20 +2498,21 @@
               <w:jc w:val="center"/>
               <w:rPr>
                 <w:rFonts w:ascii="Tahoma" w:hAnsi="Tahoma" w:cs="Tahoma"/>
-                <w:b/>
-                <w:sz w:val="20"/>
-                <w:szCs w:val="20"/>
-                <w:lang w:val="es-ES"/>
-              </w:rPr>
-            </w:pPr>
-            <w:r>
-              <w:rPr>
-                <w:rFonts w:ascii="Tahoma" w:hAnsi="Tahoma" w:cs="Tahoma"/>
-                <w:sz w:val="20"/>
-                <w:szCs w:val="20"/>
-                <w:lang w:val="es-ES"/>
-              </w:rPr>
-              <w:t>Baja</w:t>
+                <w:bCs/>
+                <w:sz w:val="20"/>
+                <w:szCs w:val="20"/>
+                <w:lang w:val="es-ES"/>
+              </w:rPr>
+            </w:pPr>
+            <w:r>
+              <w:rPr>
+                <w:rFonts w:ascii="Tahoma" w:hAnsi="Tahoma" w:cs="Tahoma"/>
+                <w:bCs/>
+                <w:sz w:val="20"/>
+                <w:szCs w:val="20"/>
+                <w:lang w:val="es-ES"/>
+              </w:rPr>
+              <w:t>Media</w:t>
             </w:r>
           </w:p>
         </w:tc>
@@ -2624,7 +2546,7 @@
         </w:tc>
         <w:tc>
           <w:tcPr>
-            <w:tcW w:w="135" w:type="pct"/>
+            <w:tcW w:w="170" w:type="pct"/>
             <w:shd w:val="clear" w:color="auto" w:fill="D9D9D9" w:themeFill="background1" w:themeFillShade="D9"/>
           </w:tcPr>
           <w:p>
@@ -2653,7 +2575,7 @@
         </w:tc>
         <w:tc>
           <w:tcPr>
-            <w:tcW w:w="156" w:type="pct"/>
+            <w:tcW w:w="151" w:type="pct"/>
             <w:shd w:val="clear" w:color="auto" w:fill="D9D9D9" w:themeFill="background1" w:themeFillShade="D9"/>
           </w:tcPr>
           <w:p>
@@ -2681,7 +2603,7 @@
         </w:tc>
         <w:tc>
           <w:tcPr>
-            <w:tcW w:w="138" w:type="pct"/>
+            <w:tcW w:w="152" w:type="pct"/>
             <w:shd w:val="clear" w:color="auto" w:fill="D9D9D9" w:themeFill="background1" w:themeFillShade="D9"/>
           </w:tcPr>
           <w:p>
@@ -2709,7 +2631,7 @@
         </w:tc>
         <w:tc>
           <w:tcPr>
-            <w:tcW w:w="317" w:type="pct"/>
+            <w:tcW w:w="304" w:type="pct"/>
             <w:shd w:val="clear" w:color="auto" w:fill="D9D9D9" w:themeFill="background1" w:themeFillShade="D9"/>
           </w:tcPr>
           <w:p>
@@ -2737,7 +2659,7 @@
         </w:tc>
         <w:tc>
           <w:tcPr>
-            <w:tcW w:w="453" w:type="pct"/>
+            <w:tcW w:w="454" w:type="pct"/>
             <w:shd w:val="clear" w:color="auto" w:fill="D9D9D9" w:themeFill="background1" w:themeFillShade="D9"/>
           </w:tcPr>
           <w:p>
@@ -2765,7 +2687,7 @@
         </w:tc>
         <w:tc>
           <w:tcPr>
-            <w:tcW w:w="340" w:type="pct"/>
+            <w:tcW w:w="309" w:type="pct"/>
             <w:shd w:val="clear" w:color="auto" w:fill="D9D9D9" w:themeFill="background1" w:themeFillShade="D9"/>
           </w:tcPr>
           <w:p>
@@ -2793,7 +2715,7 @@
         </w:tc>
         <w:tc>
           <w:tcPr>
-            <w:tcW w:w="725" w:type="pct"/>
+            <w:tcW w:w="752" w:type="pct"/>
             <w:shd w:val="clear" w:color="auto" w:fill="D9D9D9" w:themeFill="background1" w:themeFillShade="D9"/>
           </w:tcPr>
           <w:p>
@@ -2819,7 +2741,7 @@
         </w:tc>
         <w:tc>
           <w:tcPr>
-            <w:tcW w:w="924" w:type="pct"/>
+            <w:tcW w:w="896" w:type="pct"/>
             <w:shd w:val="clear" w:color="auto" w:fill="D9D9D9" w:themeFill="background1" w:themeFillShade="D9"/>
           </w:tcPr>
           <w:p>
@@ -2885,7 +2807,7 @@
         </w:tc>
         <w:tc>
           <w:tcPr>
-            <w:tcW w:w="498" w:type="pct"/>
+            <w:tcW w:w="541" w:type="pct"/>
             <w:shd w:val="clear" w:color="auto" w:fill="D9D9D9" w:themeFill="background1" w:themeFillShade="D9"/>
           </w:tcPr>
           <w:p>
@@ -2913,7 +2835,7 @@
         </w:tc>
         <w:tc>
           <w:tcPr>
-            <w:tcW w:w="680" w:type="pct"/>
+            <w:tcW w:w="637" w:type="pct"/>
             <w:shd w:val="clear" w:color="auto" w:fill="D9D9D9" w:themeFill="background1" w:themeFillShade="D9"/>
           </w:tcPr>
           <w:p>
@@ -3032,7 +2954,7 @@
         </w:tc>
         <w:tc>
           <w:tcPr>
-            <w:tcW w:w="135" w:type="pct"/>
+            <w:tcW w:w="170" w:type="pct"/>
             <w:shd w:val="clear" w:color="auto" w:fill="D9D9D9" w:themeFill="background1" w:themeFillShade="D9"/>
           </w:tcPr>
           <w:p>
@@ -3060,7 +2982,7 @@
         </w:tc>
         <w:tc>
           <w:tcPr>
-            <w:tcW w:w="156" w:type="pct"/>
+            <w:tcW w:w="151" w:type="pct"/>
             <w:shd w:val="clear" w:color="auto" w:fill="D9D9D9" w:themeFill="background1" w:themeFillShade="D9"/>
           </w:tcPr>
           <w:p>
@@ -3088,7 +3010,7 @@
         </w:tc>
         <w:tc>
           <w:tcPr>
-            <w:tcW w:w="138" w:type="pct"/>
+            <w:tcW w:w="152" w:type="pct"/>
             <w:shd w:val="clear" w:color="auto" w:fill="D9D9D9" w:themeFill="background1" w:themeFillShade="D9"/>
           </w:tcPr>
           <w:p>
@@ -3116,7 +3038,7 @@
         </w:tc>
         <w:tc>
           <w:tcPr>
-            <w:tcW w:w="317" w:type="pct"/>
+            <w:tcW w:w="304" w:type="pct"/>
             <w:shd w:val="clear" w:color="auto" w:fill="D9D9D9" w:themeFill="background1" w:themeFillShade="D9"/>
           </w:tcPr>
           <w:p>
@@ -3144,7 +3066,7 @@
         </w:tc>
         <w:tc>
           <w:tcPr>
-            <w:tcW w:w="453" w:type="pct"/>
+            <w:tcW w:w="454" w:type="pct"/>
             <w:shd w:val="clear" w:color="auto" w:fill="D9D9D9" w:themeFill="background1" w:themeFillShade="D9"/>
           </w:tcPr>
           <w:p>
@@ -3172,7 +3094,7 @@
         </w:tc>
         <w:tc>
           <w:tcPr>
-            <w:tcW w:w="340" w:type="pct"/>
+            <w:tcW w:w="309" w:type="pct"/>
             <w:shd w:val="clear" w:color="auto" w:fill="D9D9D9" w:themeFill="background1" w:themeFillShade="D9"/>
           </w:tcPr>
           <w:p>
@@ -3200,7 +3122,7 @@
         </w:tc>
         <w:tc>
           <w:tcPr>
-            <w:tcW w:w="725" w:type="pct"/>
+            <w:tcW w:w="752" w:type="pct"/>
             <w:shd w:val="clear" w:color="auto" w:fill="D9D9D9" w:themeFill="background1" w:themeFillShade="D9"/>
           </w:tcPr>
           <w:p>
@@ -3228,28 +3150,55 @@
         </w:tc>
         <w:tc>
           <w:tcPr>
-            <w:tcW w:w="924" w:type="pct"/>
-            <w:shd w:val="clear" w:color="auto" w:fill="D9D9D9" w:themeFill="background1" w:themeFillShade="D9"/>
-          </w:tcPr>
-          <w:p>
-            <w:pPr>
-              <w:spacing w:before="120" w:after="120"/>
-              <w:rPr>
-                <w:rFonts w:ascii="Tahoma" w:hAnsi="Tahoma" w:cs="Tahoma"/>
-                <w:b/>
-                <w:sz w:val="20"/>
-                <w:szCs w:val="20"/>
-                <w:lang w:val="es-ES"/>
-              </w:rPr>
-            </w:pPr>
-            <w:r>
-              <w:rPr>
-                <w:rFonts w:ascii="Tahoma" w:hAnsi="Tahoma" w:cs="Tahoma"/>
-                <w:sz w:val="20"/>
-                <w:szCs w:val="20"/>
-                <w:lang w:val="es-ES"/>
-              </w:rPr>
-              <w:t>Mitigar: Usar actas de reunión; canales oficiales (Teams, Drive).</w:t>
+            <w:tcW w:w="896" w:type="pct"/>
+            <w:shd w:val="clear" w:color="auto" w:fill="D9D9D9" w:themeFill="background1" w:themeFillShade="D9"/>
+          </w:tcPr>
+          <w:p>
+            <w:pPr>
+              <w:spacing w:before="120" w:after="120"/>
+              <w:rPr>
+                <w:rFonts w:ascii="Tahoma" w:hAnsi="Tahoma" w:cs="Tahoma"/>
+                <w:b/>
+                <w:sz w:val="20"/>
+                <w:szCs w:val="20"/>
+                <w:lang w:val="es-ES"/>
+              </w:rPr>
+            </w:pPr>
+            <w:r>
+              <w:rPr>
+                <w:rFonts w:ascii="Tahoma" w:hAnsi="Tahoma" w:cs="Tahoma"/>
+                <w:sz w:val="20"/>
+                <w:szCs w:val="20"/>
+                <w:lang w:val="es-ES"/>
+              </w:rPr>
+              <w:t>Mitigar: Usar actas de reunión</w:t>
+            </w:r>
+            <w:r>
+              <w:rPr>
+                <w:rFonts w:ascii="Tahoma" w:hAnsi="Tahoma" w:cs="Tahoma"/>
+                <w:sz w:val="20"/>
+                <w:szCs w:val="20"/>
+                <w:lang w:val="es-ES"/>
+              </w:rPr>
+              <w:t xml:space="preserve"> y </w:t>
+            </w:r>
+            <w:r>
+              <w:rPr>
+                <w:rFonts w:ascii="Tahoma" w:hAnsi="Tahoma" w:cs="Tahoma"/>
+                <w:sz w:val="20"/>
+                <w:szCs w:val="20"/>
+                <w:lang w:val="es-ES"/>
+              </w:rPr>
+              <w:t>canales oficiales</w:t>
+            </w:r>
+            <w:r>
+              <w:rPr>
+                <w:rFonts w:ascii="Tahoma" w:hAnsi="Tahoma" w:cs="Tahoma"/>
+                <w:sz w:val="20"/>
+                <w:szCs w:val="20"/>
+                <w:lang w:val="es-ES"/>
+              </w:rPr>
+              <w:t xml:space="preserve"> definidos.</w:t>
             </w:r>
           </w:p>
         </w:tc>
@@ -3294,7 +3243,7 @@
         </w:tc>
         <w:tc>
           <w:tcPr>
-            <w:tcW w:w="498" w:type="pct"/>
+            <w:tcW w:w="541" w:type="pct"/>
             <w:shd w:val="clear" w:color="auto" w:fill="D9D9D9" w:themeFill="background1" w:themeFillShade="D9"/>
           </w:tcPr>
           <w:p>
@@ -3322,7 +3271,7 @@
         </w:tc>
         <w:tc>
           <w:tcPr>
-            <w:tcW w:w="680" w:type="pct"/>
+            <w:tcW w:w="637" w:type="pct"/>
             <w:shd w:val="clear" w:color="auto" w:fill="D9D9D9" w:themeFill="background1" w:themeFillShade="D9"/>
           </w:tcPr>
           <w:p>
@@ -3406,7 +3355,7 @@
         </w:tc>
         <w:tc>
           <w:tcPr>
-            <w:tcW w:w="135" w:type="pct"/>
+            <w:tcW w:w="170" w:type="pct"/>
             <w:shd w:val="clear" w:color="auto" w:fill="D9D9D9" w:themeFill="background1" w:themeFillShade="D9"/>
           </w:tcPr>
           <w:p>
@@ -3435,7 +3384,7 @@
         </w:tc>
         <w:tc>
           <w:tcPr>
-            <w:tcW w:w="156" w:type="pct"/>
+            <w:tcW w:w="151" w:type="pct"/>
             <w:shd w:val="clear" w:color="auto" w:fill="D9D9D9" w:themeFill="background1" w:themeFillShade="D9"/>
           </w:tcPr>
           <w:p>
@@ -3463,7 +3412,7 @@
         </w:tc>
         <w:tc>
           <w:tcPr>
-            <w:tcW w:w="138" w:type="pct"/>
+            <w:tcW w:w="152" w:type="pct"/>
             <w:shd w:val="clear" w:color="auto" w:fill="D9D9D9" w:themeFill="background1" w:themeFillShade="D9"/>
           </w:tcPr>
           <w:p>
@@ -3486,13 +3435,13 @@
                 <w:szCs w:val="20"/>
                 <w:lang w:val="es-ES"/>
               </w:rPr>
-              <w:t>2</w:t>
-            </w:r>
-          </w:p>
-        </w:tc>
-        <w:tc>
-          <w:tcPr>
-            <w:tcW w:w="317" w:type="pct"/>
+              <w:t>4</w:t>
+            </w:r>
+          </w:p>
+        </w:tc>
+        <w:tc>
+          <w:tcPr>
+            <w:tcW w:w="304" w:type="pct"/>
             <w:shd w:val="clear" w:color="auto" w:fill="D9D9D9" w:themeFill="background1" w:themeFillShade="D9"/>
           </w:tcPr>
           <w:p>
@@ -3520,7 +3469,7 @@
         </w:tc>
         <w:tc>
           <w:tcPr>
-            <w:tcW w:w="453" w:type="pct"/>
+            <w:tcW w:w="454" w:type="pct"/>
             <w:shd w:val="clear" w:color="auto" w:fill="D9D9D9" w:themeFill="background1" w:themeFillShade="D9"/>
           </w:tcPr>
           <w:p>
@@ -3548,7 +3497,7 @@
         </w:tc>
         <w:tc>
           <w:tcPr>
-            <w:tcW w:w="340" w:type="pct"/>
+            <w:tcW w:w="309" w:type="pct"/>
             <w:shd w:val="clear" w:color="auto" w:fill="D9D9D9" w:themeFill="background1" w:themeFillShade="D9"/>
           </w:tcPr>
           <w:p>
@@ -3576,33 +3525,102 @@
         </w:tc>
         <w:tc>
           <w:tcPr>
-            <w:tcW w:w="725" w:type="pct"/>
-            <w:shd w:val="clear" w:color="auto" w:fill="D9D9D9" w:themeFill="background1" w:themeFillShade="D9"/>
-          </w:tcPr>
-          <w:p>
-            <w:pPr>
-              <w:spacing w:before="120" w:after="120"/>
-              <w:rPr>
-                <w:rFonts w:ascii="Tahoma" w:hAnsi="Tahoma" w:cs="Tahoma"/>
-                <w:sz w:val="20"/>
-                <w:szCs w:val="20"/>
-                <w:lang w:val="es-ES"/>
-              </w:rPr>
-            </w:pPr>
-            <w:r>
-              <w:rPr>
-                <w:rFonts w:ascii="Tahoma" w:hAnsi="Tahoma" w:cs="Tahoma"/>
-                <w:sz w:val="20"/>
-                <w:szCs w:val="20"/>
-                <w:lang w:val="es-ES"/>
-              </w:rPr>
-              <w:t>Seguimiento en revisión de commits semanales.</w:t>
-            </w:r>
-          </w:p>
-        </w:tc>
-        <w:tc>
-          <w:tcPr>
-            <w:tcW w:w="924" w:type="pct"/>
+            <w:tcW w:w="752" w:type="pct"/>
+            <w:shd w:val="clear" w:color="auto" w:fill="D9D9D9" w:themeFill="background1" w:themeFillShade="D9"/>
+          </w:tcPr>
+          <w:p>
+            <w:pPr>
+              <w:spacing w:before="120" w:after="120"/>
+              <w:rPr>
+                <w:rFonts w:ascii="Tahoma" w:hAnsi="Tahoma" w:cs="Tahoma"/>
+                <w:sz w:val="20"/>
+                <w:szCs w:val="20"/>
+                <w:lang w:val="es-ES"/>
+              </w:rPr>
+            </w:pPr>
+            <w:r>
+              <w:rPr>
+                <w:rFonts w:ascii="Tahoma" w:hAnsi="Tahoma" w:cs="Tahoma"/>
+                <w:sz w:val="20"/>
+                <w:szCs w:val="20"/>
+                <w:lang w:val="es-ES"/>
+              </w:rPr>
+              <w:t xml:space="preserve">Seguimiento en revisión de </w:t>
+            </w:r>
+            <w:proofErr w:type="spellStart"/>
+            <w:r>
+              <w:rPr>
+                <w:rFonts w:ascii="Tahoma" w:hAnsi="Tahoma" w:cs="Tahoma"/>
+                <w:sz w:val="20"/>
+                <w:szCs w:val="20"/>
+                <w:lang w:val="es-ES"/>
+              </w:rPr>
+              <w:t>commits</w:t>
+            </w:r>
+            <w:proofErr w:type="spellEnd"/>
+            <w:r>
+              <w:rPr>
+                <w:rFonts w:ascii="Tahoma" w:hAnsi="Tahoma" w:cs="Tahoma"/>
+                <w:sz w:val="20"/>
+                <w:szCs w:val="20"/>
+                <w:lang w:val="es-ES"/>
+              </w:rPr>
+              <w:t xml:space="preserve"> semanales</w:t>
+            </w:r>
+            <w:r>
+              <w:rPr>
+                <w:rFonts w:ascii="Tahoma" w:hAnsi="Tahoma" w:cs="Tahoma"/>
+                <w:sz w:val="20"/>
+                <w:szCs w:val="20"/>
+                <w:lang w:val="es-ES"/>
+              </w:rPr>
+              <w:t xml:space="preserve"> y </w:t>
+            </w:r>
+            <w:proofErr w:type="spellStart"/>
+            <w:r>
+              <w:rPr>
+                <w:rFonts w:ascii="Tahoma" w:hAnsi="Tahoma" w:cs="Tahoma"/>
+                <w:sz w:val="20"/>
+                <w:szCs w:val="20"/>
+                <w:lang w:val="es-ES"/>
+              </w:rPr>
+              <w:t>pull</w:t>
+            </w:r>
+            <w:proofErr w:type="spellEnd"/>
+            <w:r>
+              <w:rPr>
+                <w:rFonts w:ascii="Tahoma" w:hAnsi="Tahoma" w:cs="Tahoma"/>
+                <w:sz w:val="20"/>
+                <w:szCs w:val="20"/>
+                <w:lang w:val="es-ES"/>
+              </w:rPr>
+              <w:t xml:space="preserve"> </w:t>
+            </w:r>
+            <w:proofErr w:type="spellStart"/>
+            <w:r>
+              <w:rPr>
+                <w:rFonts w:ascii="Tahoma" w:hAnsi="Tahoma" w:cs="Tahoma"/>
+                <w:sz w:val="20"/>
+                <w:szCs w:val="20"/>
+                <w:lang w:val="es-ES"/>
+              </w:rPr>
+              <w:t>requests</w:t>
+            </w:r>
+            <w:proofErr w:type="spellEnd"/>
+            <w:r>
+              <w:rPr>
+                <w:rFonts w:ascii="Tahoma" w:hAnsi="Tahoma" w:cs="Tahoma"/>
+                <w:sz w:val="20"/>
+                <w:szCs w:val="20"/>
+                <w:lang w:val="es-ES"/>
+              </w:rPr>
+              <w:t>.</w:t>
+            </w:r>
+          </w:p>
+        </w:tc>
+        <w:tc>
+          <w:tcPr>
+            <w:tcW w:w="896" w:type="pct"/>
             <w:shd w:val="clear" w:color="auto" w:fill="D9D9D9" w:themeFill="background1" w:themeFillShade="D9"/>
           </w:tcPr>
           <w:p>
@@ -3624,6 +3642,1150 @@
                 <w:lang w:val="es-ES"/>
               </w:rPr>
               <w:t>Mitigar: Establecer flujo de trabajo con ramas protegidas y revisión por pares.</w:t>
+            </w:r>
+          </w:p>
+        </w:tc>
+      </w:tr>
+      <w:tr>
+        <w:tc>
+          <w:tcPr>
+            <w:tcW w:w="227" w:type="pct"/>
+            <w:shd w:val="clear" w:color="auto" w:fill="D9D9D9" w:themeFill="background1" w:themeFillShade="D9"/>
+          </w:tcPr>
+          <w:p>
+            <w:pPr>
+              <w:spacing w:before="120" w:after="120"/>
+              <w:jc w:val="center"/>
+              <w:rPr>
+                <w:rFonts w:ascii="Tahoma" w:hAnsi="Tahoma" w:cs="Tahoma"/>
+                <w:sz w:val="20"/>
+                <w:szCs w:val="20"/>
+              </w:rPr>
+            </w:pPr>
+            <w:r>
+              <w:rPr>
+                <w:rFonts w:ascii="Tahoma" w:hAnsi="Tahoma" w:cs="Tahoma"/>
+                <w:sz w:val="20"/>
+                <w:szCs w:val="20"/>
+              </w:rPr>
+              <w:t>R-08</w:t>
+            </w:r>
+          </w:p>
+        </w:tc>
+        <w:tc>
+          <w:tcPr>
+            <w:tcW w:w="541" w:type="pct"/>
+            <w:shd w:val="clear" w:color="auto" w:fill="D9D9D9" w:themeFill="background1" w:themeFillShade="D9"/>
+          </w:tcPr>
+          <w:p>
+            <w:pPr>
+              <w:spacing w:before="120" w:after="120"/>
+              <w:jc w:val="center"/>
+              <w:rPr>
+                <w:rFonts w:ascii="Tahoma" w:hAnsi="Tahoma" w:cs="Tahoma"/>
+                <w:sz w:val="20"/>
+                <w:szCs w:val="20"/>
+              </w:rPr>
+            </w:pPr>
+            <w:r>
+              <w:rPr>
+                <w:rFonts w:ascii="Tahoma" w:hAnsi="Tahoma" w:cs="Tahoma"/>
+                <w:sz w:val="20"/>
+                <w:szCs w:val="20"/>
+              </w:rPr>
+              <w:t>Técnicos</w:t>
+            </w:r>
+          </w:p>
+        </w:tc>
+        <w:tc>
+          <w:tcPr>
+            <w:tcW w:w="637" w:type="pct"/>
+            <w:shd w:val="clear" w:color="auto" w:fill="D9D9D9" w:themeFill="background1" w:themeFillShade="D9"/>
+          </w:tcPr>
+          <w:p>
+            <w:pPr>
+              <w:spacing w:before="120" w:after="120"/>
+              <w:rPr>
+                <w:rFonts w:ascii="Tahoma" w:hAnsi="Tahoma" w:cs="Tahoma"/>
+                <w:sz w:val="20"/>
+                <w:szCs w:val="20"/>
+              </w:rPr>
+            </w:pPr>
+            <w:r>
+              <w:rPr>
+                <w:rFonts w:ascii="Tahoma" w:hAnsi="Tahoma" w:cs="Tahoma"/>
+                <w:sz w:val="20"/>
+                <w:szCs w:val="20"/>
+              </w:rPr>
+              <w:t>Dificultades en la</w:t>
+            </w:r>
+            <w:r>
+              <w:rPr>
+                <w:rFonts w:ascii="Tahoma" w:hAnsi="Tahoma" w:cs="Tahoma"/>
+                <w:sz w:val="20"/>
+                <w:szCs w:val="20"/>
+              </w:rPr>
+              <w:t xml:space="preserve"> implementación del modelo de IA entrenado</w:t>
+            </w:r>
+            <w:r>
+              <w:rPr>
+                <w:rFonts w:ascii="Tahoma" w:hAnsi="Tahoma" w:cs="Tahoma"/>
+                <w:sz w:val="20"/>
+                <w:szCs w:val="20"/>
+              </w:rPr>
+              <w:t xml:space="preserve"> debido a la complejidad</w:t>
+            </w:r>
+            <w:r>
+              <w:rPr>
+                <w:rFonts w:ascii="Tahoma" w:hAnsi="Tahoma" w:cs="Tahoma"/>
+                <w:sz w:val="20"/>
+                <w:szCs w:val="20"/>
+              </w:rPr>
+              <w:t>.</w:t>
+            </w:r>
+          </w:p>
+        </w:tc>
+        <w:tc>
+          <w:tcPr>
+            <w:tcW w:w="271" w:type="pct"/>
+            <w:shd w:val="clear" w:color="auto" w:fill="D9D9D9" w:themeFill="background1" w:themeFillShade="D9"/>
+          </w:tcPr>
+          <w:p>
+            <w:pPr>
+              <w:spacing w:before="120" w:after="120"/>
+              <w:jc w:val="center"/>
+              <w:rPr>
+                <w:rFonts w:ascii="Tahoma" w:hAnsi="Tahoma" w:cs="Tahoma"/>
+                <w:sz w:val="20"/>
+                <w:szCs w:val="20"/>
+              </w:rPr>
+            </w:pPr>
+            <w:r>
+              <w:rPr>
+                <w:rFonts w:ascii="Tahoma" w:hAnsi="Tahoma" w:cs="Tahoma"/>
+                <w:sz w:val="20"/>
+                <w:szCs w:val="20"/>
+              </w:rPr>
+              <w:t>Muy Alta</w:t>
+            </w:r>
+          </w:p>
+        </w:tc>
+        <w:tc>
+          <w:tcPr>
+            <w:tcW w:w="136" w:type="pct"/>
+            <w:shd w:val="clear" w:color="auto" w:fill="D9D9D9" w:themeFill="background1" w:themeFillShade="D9"/>
+          </w:tcPr>
+          <w:p>
+            <w:pPr>
+              <w:spacing w:before="120" w:after="120"/>
+              <w:jc w:val="center"/>
+              <w:rPr>
+                <w:rFonts w:ascii="Tahoma" w:hAnsi="Tahoma" w:cs="Tahoma"/>
+                <w:bCs/>
+                <w:sz w:val="20"/>
+                <w:szCs w:val="20"/>
+              </w:rPr>
+            </w:pPr>
+            <w:r>
+              <w:rPr>
+                <w:rFonts w:ascii="Tahoma" w:hAnsi="Tahoma" w:cs="Tahoma"/>
+                <w:bCs/>
+                <w:sz w:val="20"/>
+                <w:szCs w:val="20"/>
+              </w:rPr>
+              <w:t>9</w:t>
+            </w:r>
+          </w:p>
+        </w:tc>
+        <w:tc>
+          <w:tcPr>
+            <w:tcW w:w="170" w:type="pct"/>
+            <w:shd w:val="clear" w:color="auto" w:fill="D9D9D9" w:themeFill="background1" w:themeFillShade="D9"/>
+          </w:tcPr>
+          <w:p>
+            <w:pPr>
+              <w:spacing w:before="120" w:after="120"/>
+              <w:jc w:val="center"/>
+              <w:rPr>
+                <w:rFonts w:ascii="Tahoma" w:hAnsi="Tahoma" w:cs="Tahoma"/>
+                <w:bCs/>
+                <w:sz w:val="20"/>
+                <w:szCs w:val="20"/>
+              </w:rPr>
+            </w:pPr>
+            <w:r>
+              <w:rPr>
+                <w:rFonts w:ascii="Tahoma" w:hAnsi="Tahoma" w:cs="Tahoma"/>
+                <w:bCs/>
+                <w:sz w:val="20"/>
+                <w:szCs w:val="20"/>
+              </w:rPr>
+              <w:t>10</w:t>
+            </w:r>
+          </w:p>
+        </w:tc>
+        <w:tc>
+          <w:tcPr>
+            <w:tcW w:w="151" w:type="pct"/>
+            <w:shd w:val="clear" w:color="auto" w:fill="D9D9D9" w:themeFill="background1" w:themeFillShade="D9"/>
+          </w:tcPr>
+          <w:p>
+            <w:pPr>
+              <w:spacing w:before="120" w:after="120"/>
+              <w:jc w:val="center"/>
+              <w:rPr>
+                <w:rFonts w:ascii="Tahoma" w:hAnsi="Tahoma" w:cs="Tahoma"/>
+                <w:sz w:val="20"/>
+                <w:szCs w:val="20"/>
+              </w:rPr>
+            </w:pPr>
+            <w:r>
+              <w:rPr>
+                <w:rFonts w:ascii="Tahoma" w:hAnsi="Tahoma" w:cs="Tahoma"/>
+                <w:sz w:val="20"/>
+                <w:szCs w:val="20"/>
+              </w:rPr>
+              <w:t>7</w:t>
+            </w:r>
+          </w:p>
+        </w:tc>
+        <w:tc>
+          <w:tcPr>
+            <w:tcW w:w="152" w:type="pct"/>
+            <w:shd w:val="clear" w:color="auto" w:fill="D9D9D9" w:themeFill="background1" w:themeFillShade="D9"/>
+          </w:tcPr>
+          <w:p>
+            <w:pPr>
+              <w:spacing w:before="120" w:after="120"/>
+              <w:jc w:val="center"/>
+              <w:rPr>
+                <w:rFonts w:ascii="Tahoma" w:hAnsi="Tahoma" w:cs="Tahoma"/>
+                <w:bCs/>
+                <w:sz w:val="20"/>
+                <w:szCs w:val="20"/>
+              </w:rPr>
+            </w:pPr>
+            <w:r>
+              <w:rPr>
+                <w:rFonts w:ascii="Tahoma" w:hAnsi="Tahoma" w:cs="Tahoma"/>
+                <w:bCs/>
+                <w:sz w:val="20"/>
+                <w:szCs w:val="20"/>
+              </w:rPr>
+              <w:t>7</w:t>
+            </w:r>
+          </w:p>
+        </w:tc>
+        <w:tc>
+          <w:tcPr>
+            <w:tcW w:w="304" w:type="pct"/>
+            <w:shd w:val="clear" w:color="auto" w:fill="D9D9D9" w:themeFill="background1" w:themeFillShade="D9"/>
+          </w:tcPr>
+          <w:p>
+            <w:pPr>
+              <w:spacing w:before="120" w:after="120"/>
+              <w:jc w:val="center"/>
+              <w:rPr>
+                <w:rFonts w:ascii="Tahoma" w:hAnsi="Tahoma" w:cs="Tahoma"/>
+                <w:sz w:val="20"/>
+                <w:szCs w:val="20"/>
+              </w:rPr>
+            </w:pPr>
+            <w:r>
+              <w:rPr>
+                <w:rFonts w:ascii="Tahoma" w:hAnsi="Tahoma" w:cs="Tahoma"/>
+                <w:sz w:val="20"/>
+                <w:szCs w:val="20"/>
+              </w:rPr>
+              <w:t>80%</w:t>
+            </w:r>
+          </w:p>
+        </w:tc>
+        <w:tc>
+          <w:tcPr>
+            <w:tcW w:w="454" w:type="pct"/>
+            <w:shd w:val="clear" w:color="auto" w:fill="D9D9D9" w:themeFill="background1" w:themeFillShade="D9"/>
+          </w:tcPr>
+          <w:p>
+            <w:pPr>
+              <w:spacing w:before="120" w:after="120"/>
+              <w:jc w:val="center"/>
+              <w:rPr>
+                <w:rFonts w:ascii="Tahoma" w:hAnsi="Tahoma" w:cs="Tahoma"/>
+                <w:sz w:val="20"/>
+                <w:szCs w:val="20"/>
+              </w:rPr>
+            </w:pPr>
+            <w:r>
+              <w:rPr>
+                <w:rFonts w:ascii="Tahoma" w:hAnsi="Tahoma" w:cs="Tahoma"/>
+                <w:sz w:val="20"/>
+                <w:szCs w:val="20"/>
+                <w:lang w:val="es-ES"/>
+              </w:rPr>
+              <w:t>Equipo Desarrollo</w:t>
+            </w:r>
+          </w:p>
+        </w:tc>
+        <w:tc>
+          <w:tcPr>
+            <w:tcW w:w="309" w:type="pct"/>
+            <w:shd w:val="clear" w:color="auto" w:fill="D9D9D9" w:themeFill="background1" w:themeFillShade="D9"/>
+          </w:tcPr>
+          <w:p>
+            <w:pPr>
+              <w:spacing w:before="120" w:after="120"/>
+              <w:jc w:val="center"/>
+              <w:rPr>
+                <w:rFonts w:ascii="Tahoma" w:hAnsi="Tahoma" w:cs="Tahoma"/>
+                <w:sz w:val="20"/>
+                <w:szCs w:val="20"/>
+              </w:rPr>
+            </w:pPr>
+            <w:r>
+              <w:rPr>
+                <w:rFonts w:ascii="Tahoma" w:hAnsi="Tahoma" w:cs="Tahoma"/>
+                <w:sz w:val="20"/>
+                <w:szCs w:val="20"/>
+                <w:lang w:val="es-ES"/>
+              </w:rPr>
+              <w:t>Equipo Desarrollo</w:t>
+            </w:r>
+          </w:p>
+        </w:tc>
+        <w:tc>
+          <w:tcPr>
+            <w:tcW w:w="752" w:type="pct"/>
+            <w:shd w:val="clear" w:color="auto" w:fill="D9D9D9" w:themeFill="background1" w:themeFillShade="D9"/>
+          </w:tcPr>
+          <w:p>
+            <w:pPr>
+              <w:spacing w:before="120" w:after="120"/>
+              <w:rPr>
+                <w:rFonts w:ascii="Tahoma" w:hAnsi="Tahoma" w:cs="Tahoma"/>
+                <w:sz w:val="20"/>
+                <w:szCs w:val="20"/>
+              </w:rPr>
+            </w:pPr>
+            <w:r>
+              <w:rPr>
+                <w:rFonts w:ascii="Tahoma" w:hAnsi="Tahoma" w:cs="Tahoma"/>
+                <w:sz w:val="20"/>
+                <w:szCs w:val="20"/>
+                <w:lang w:val="es-ES"/>
+              </w:rPr>
+              <w:t xml:space="preserve">Supervisión diaria durante la fase de </w:t>
+            </w:r>
+            <w:r>
+              <w:rPr>
+                <w:rFonts w:ascii="Tahoma" w:hAnsi="Tahoma" w:cs="Tahoma"/>
+                <w:sz w:val="20"/>
+                <w:szCs w:val="20"/>
+                <w:lang w:val="es-ES"/>
+              </w:rPr>
+              <w:t>desarrollo</w:t>
+            </w:r>
+            <w:r>
+              <w:rPr>
+                <w:rFonts w:ascii="Tahoma" w:hAnsi="Tahoma" w:cs="Tahoma"/>
+                <w:sz w:val="20"/>
+                <w:szCs w:val="20"/>
+                <w:lang w:val="es-ES"/>
+              </w:rPr>
+              <w:t>.</w:t>
+            </w:r>
+          </w:p>
+        </w:tc>
+        <w:tc>
+          <w:tcPr>
+            <w:tcW w:w="896" w:type="pct"/>
+            <w:shd w:val="clear" w:color="auto" w:fill="D9D9D9" w:themeFill="background1" w:themeFillShade="D9"/>
+          </w:tcPr>
+          <w:p>
+            <w:pPr>
+              <w:spacing w:before="120" w:after="120"/>
+              <w:rPr>
+                <w:rFonts w:ascii="Tahoma" w:hAnsi="Tahoma" w:cs="Tahoma"/>
+                <w:sz w:val="20"/>
+                <w:szCs w:val="20"/>
+              </w:rPr>
+            </w:pPr>
+            <w:r>
+              <w:rPr>
+                <w:rFonts w:ascii="Tahoma" w:hAnsi="Tahoma" w:cs="Tahoma"/>
+                <w:sz w:val="20"/>
+                <w:szCs w:val="20"/>
+              </w:rPr>
+              <w:t xml:space="preserve">Mitigar: </w:t>
+            </w:r>
+            <w:r>
+              <w:rPr>
+                <w:rFonts w:ascii="Tahoma" w:hAnsi="Tahoma" w:cs="Tahoma"/>
+                <w:sz w:val="20"/>
+                <w:szCs w:val="20"/>
+                <w:lang w:val="es-ES"/>
+              </w:rPr>
+              <w:t>Reducir la complejidad de la integración del modelo de IA, simplificando sus funcionalidades y priorizando únicamente las necesarias</w:t>
+            </w:r>
+            <w:r>
+              <w:rPr>
+                <w:rFonts w:ascii="Tahoma" w:hAnsi="Tahoma" w:cs="Tahoma"/>
+                <w:sz w:val="20"/>
+                <w:szCs w:val="20"/>
+                <w:lang w:val="es-ES"/>
+              </w:rPr>
+              <w:t>.</w:t>
+            </w:r>
+          </w:p>
+        </w:tc>
+      </w:tr>
+      <w:tr>
+        <w:tc>
+          <w:tcPr>
+            <w:tcW w:w="227" w:type="pct"/>
+            <w:shd w:val="clear" w:color="auto" w:fill="D9D9D9" w:themeFill="background1" w:themeFillShade="D9"/>
+          </w:tcPr>
+          <w:p>
+            <w:pPr>
+              <w:spacing w:before="120" w:after="120"/>
+              <w:jc w:val="center"/>
+              <w:rPr>
+                <w:rFonts w:ascii="Tahoma" w:hAnsi="Tahoma" w:cs="Tahoma"/>
+                <w:sz w:val="20"/>
+                <w:szCs w:val="20"/>
+              </w:rPr>
+            </w:pPr>
+            <w:r>
+              <w:rPr>
+                <w:rFonts w:ascii="Tahoma" w:hAnsi="Tahoma" w:cs="Tahoma"/>
+                <w:sz w:val="20"/>
+                <w:szCs w:val="20"/>
+              </w:rPr>
+              <w:t>R-09</w:t>
+            </w:r>
+          </w:p>
+        </w:tc>
+        <w:tc>
+          <w:tcPr>
+            <w:tcW w:w="541" w:type="pct"/>
+            <w:shd w:val="clear" w:color="auto" w:fill="D9D9D9" w:themeFill="background1" w:themeFillShade="D9"/>
+          </w:tcPr>
+          <w:p>
+            <w:pPr>
+              <w:spacing w:before="120" w:after="120"/>
+              <w:jc w:val="center"/>
+              <w:rPr>
+                <w:rFonts w:ascii="Tahoma" w:hAnsi="Tahoma" w:cs="Tahoma"/>
+                <w:sz w:val="20"/>
+                <w:szCs w:val="20"/>
+              </w:rPr>
+            </w:pPr>
+            <w:r>
+              <w:rPr>
+                <w:rFonts w:ascii="Tahoma" w:hAnsi="Tahoma" w:cs="Tahoma"/>
+                <w:sz w:val="20"/>
+                <w:szCs w:val="20"/>
+              </w:rPr>
+              <w:t>Recursos</w:t>
+            </w:r>
+          </w:p>
+        </w:tc>
+        <w:tc>
+          <w:tcPr>
+            <w:tcW w:w="637" w:type="pct"/>
+            <w:shd w:val="clear" w:color="auto" w:fill="D9D9D9" w:themeFill="background1" w:themeFillShade="D9"/>
+          </w:tcPr>
+          <w:p>
+            <w:pPr>
+              <w:spacing w:before="120" w:after="120"/>
+              <w:rPr>
+                <w:rFonts w:ascii="Tahoma" w:hAnsi="Tahoma" w:cs="Tahoma"/>
+                <w:sz w:val="20"/>
+                <w:szCs w:val="20"/>
+              </w:rPr>
+            </w:pPr>
+            <w:r>
+              <w:rPr>
+                <w:rFonts w:ascii="Tahoma" w:hAnsi="Tahoma" w:cs="Tahoma"/>
+                <w:sz w:val="20"/>
+                <w:szCs w:val="20"/>
+              </w:rPr>
+              <w:t xml:space="preserve">Dependencia de un servidor externo para </w:t>
+            </w:r>
+            <w:r>
+              <w:rPr>
+                <w:rFonts w:ascii="Tahoma" w:hAnsi="Tahoma" w:cs="Tahoma"/>
+                <w:sz w:val="20"/>
+                <w:szCs w:val="20"/>
+              </w:rPr>
+              <w:t xml:space="preserve">almacenar los datos del </w:t>
+            </w:r>
+            <w:proofErr w:type="spellStart"/>
+            <w:r>
+              <w:rPr>
+                <w:rFonts w:ascii="Tahoma" w:hAnsi="Tahoma" w:cs="Tahoma"/>
+                <w:sz w:val="20"/>
+                <w:szCs w:val="20"/>
+              </w:rPr>
+              <w:t>Leadeboard</w:t>
+            </w:r>
+            <w:proofErr w:type="spellEnd"/>
+          </w:p>
+        </w:tc>
+        <w:tc>
+          <w:tcPr>
+            <w:tcW w:w="271" w:type="pct"/>
+            <w:shd w:val="clear" w:color="auto" w:fill="D9D9D9" w:themeFill="background1" w:themeFillShade="D9"/>
+          </w:tcPr>
+          <w:p>
+            <w:pPr>
+              <w:spacing w:before="120" w:after="120"/>
+              <w:jc w:val="center"/>
+              <w:rPr>
+                <w:rFonts w:ascii="Tahoma" w:hAnsi="Tahoma" w:cs="Tahoma"/>
+                <w:sz w:val="20"/>
+                <w:szCs w:val="20"/>
+              </w:rPr>
+            </w:pPr>
+            <w:r>
+              <w:rPr>
+                <w:rFonts w:ascii="Tahoma" w:hAnsi="Tahoma" w:cs="Tahoma"/>
+                <w:sz w:val="20"/>
+                <w:szCs w:val="20"/>
+              </w:rPr>
+              <w:t>Media</w:t>
+            </w:r>
+          </w:p>
+        </w:tc>
+        <w:tc>
+          <w:tcPr>
+            <w:tcW w:w="136" w:type="pct"/>
+            <w:shd w:val="clear" w:color="auto" w:fill="D9D9D9" w:themeFill="background1" w:themeFillShade="D9"/>
+          </w:tcPr>
+          <w:p>
+            <w:pPr>
+              <w:spacing w:before="120" w:after="120"/>
+              <w:jc w:val="center"/>
+              <w:rPr>
+                <w:rFonts w:ascii="Tahoma" w:hAnsi="Tahoma" w:cs="Tahoma"/>
+                <w:bCs/>
+                <w:sz w:val="20"/>
+                <w:szCs w:val="20"/>
+              </w:rPr>
+            </w:pPr>
+            <w:r>
+              <w:rPr>
+                <w:rFonts w:ascii="Tahoma" w:hAnsi="Tahoma" w:cs="Tahoma"/>
+                <w:bCs/>
+                <w:sz w:val="20"/>
+                <w:szCs w:val="20"/>
+              </w:rPr>
+              <w:t>6</w:t>
+            </w:r>
+          </w:p>
+        </w:tc>
+        <w:tc>
+          <w:tcPr>
+            <w:tcW w:w="170" w:type="pct"/>
+            <w:shd w:val="clear" w:color="auto" w:fill="D9D9D9" w:themeFill="background1" w:themeFillShade="D9"/>
+          </w:tcPr>
+          <w:p>
+            <w:pPr>
+              <w:spacing w:before="120" w:after="120"/>
+              <w:jc w:val="center"/>
+              <w:rPr>
+                <w:rFonts w:ascii="Tahoma" w:hAnsi="Tahoma" w:cs="Tahoma"/>
+                <w:bCs/>
+                <w:sz w:val="20"/>
+                <w:szCs w:val="20"/>
+              </w:rPr>
+            </w:pPr>
+            <w:r>
+              <w:rPr>
+                <w:rFonts w:ascii="Tahoma" w:hAnsi="Tahoma" w:cs="Tahoma"/>
+                <w:bCs/>
+                <w:sz w:val="20"/>
+                <w:szCs w:val="20"/>
+              </w:rPr>
+              <w:t>7</w:t>
+            </w:r>
+          </w:p>
+        </w:tc>
+        <w:tc>
+          <w:tcPr>
+            <w:tcW w:w="151" w:type="pct"/>
+            <w:shd w:val="clear" w:color="auto" w:fill="D9D9D9" w:themeFill="background1" w:themeFillShade="D9"/>
+          </w:tcPr>
+          <w:p>
+            <w:pPr>
+              <w:spacing w:before="120" w:after="120"/>
+              <w:jc w:val="center"/>
+              <w:rPr>
+                <w:rFonts w:ascii="Tahoma" w:hAnsi="Tahoma" w:cs="Tahoma"/>
+                <w:sz w:val="20"/>
+                <w:szCs w:val="20"/>
+              </w:rPr>
+            </w:pPr>
+            <w:r>
+              <w:rPr>
+                <w:rFonts w:ascii="Tahoma" w:hAnsi="Tahoma" w:cs="Tahoma"/>
+                <w:sz w:val="20"/>
+                <w:szCs w:val="20"/>
+              </w:rPr>
+              <w:t>8</w:t>
+            </w:r>
+          </w:p>
+        </w:tc>
+        <w:tc>
+          <w:tcPr>
+            <w:tcW w:w="152" w:type="pct"/>
+            <w:shd w:val="clear" w:color="auto" w:fill="D9D9D9" w:themeFill="background1" w:themeFillShade="D9"/>
+          </w:tcPr>
+          <w:p>
+            <w:pPr>
+              <w:spacing w:before="120" w:after="120"/>
+              <w:jc w:val="center"/>
+              <w:rPr>
+                <w:rFonts w:ascii="Tahoma" w:hAnsi="Tahoma" w:cs="Tahoma"/>
+                <w:bCs/>
+                <w:sz w:val="20"/>
+                <w:szCs w:val="20"/>
+              </w:rPr>
+            </w:pPr>
+            <w:r>
+              <w:rPr>
+                <w:rFonts w:ascii="Tahoma" w:hAnsi="Tahoma" w:cs="Tahoma"/>
+                <w:bCs/>
+                <w:sz w:val="20"/>
+                <w:szCs w:val="20"/>
+              </w:rPr>
+              <w:t>7</w:t>
+            </w:r>
+          </w:p>
+        </w:tc>
+        <w:tc>
+          <w:tcPr>
+            <w:tcW w:w="304" w:type="pct"/>
+            <w:shd w:val="clear" w:color="auto" w:fill="D9D9D9" w:themeFill="background1" w:themeFillShade="D9"/>
+          </w:tcPr>
+          <w:p>
+            <w:pPr>
+              <w:spacing w:before="120" w:after="120"/>
+              <w:jc w:val="center"/>
+              <w:rPr>
+                <w:rFonts w:ascii="Tahoma" w:hAnsi="Tahoma" w:cs="Tahoma"/>
+                <w:sz w:val="20"/>
+                <w:szCs w:val="20"/>
+              </w:rPr>
+            </w:pPr>
+            <w:r>
+              <w:rPr>
+                <w:rFonts w:ascii="Tahoma" w:hAnsi="Tahoma" w:cs="Tahoma"/>
+                <w:sz w:val="20"/>
+                <w:szCs w:val="20"/>
+              </w:rPr>
+              <w:t>40%</w:t>
+            </w:r>
+          </w:p>
+        </w:tc>
+        <w:tc>
+          <w:tcPr>
+            <w:tcW w:w="454" w:type="pct"/>
+            <w:shd w:val="clear" w:color="auto" w:fill="D9D9D9" w:themeFill="background1" w:themeFillShade="D9"/>
+          </w:tcPr>
+          <w:p>
+            <w:pPr>
+              <w:spacing w:before="120" w:after="120"/>
+              <w:jc w:val="center"/>
+              <w:rPr>
+                <w:rFonts w:ascii="Tahoma" w:hAnsi="Tahoma" w:cs="Tahoma"/>
+                <w:sz w:val="20"/>
+                <w:szCs w:val="20"/>
+              </w:rPr>
+            </w:pPr>
+            <w:r>
+              <w:rPr>
+                <w:rFonts w:ascii="Tahoma" w:hAnsi="Tahoma" w:cs="Tahoma"/>
+                <w:sz w:val="20"/>
+                <w:szCs w:val="20"/>
+                <w:lang w:val="es-ES"/>
+              </w:rPr>
+              <w:t>Equipo Desarrollo</w:t>
+            </w:r>
+          </w:p>
+        </w:tc>
+        <w:tc>
+          <w:tcPr>
+            <w:tcW w:w="309" w:type="pct"/>
+            <w:shd w:val="clear" w:color="auto" w:fill="D9D9D9" w:themeFill="background1" w:themeFillShade="D9"/>
+          </w:tcPr>
+          <w:p>
+            <w:pPr>
+              <w:spacing w:before="120" w:after="120"/>
+              <w:jc w:val="center"/>
+              <w:rPr>
+                <w:rFonts w:ascii="Tahoma" w:hAnsi="Tahoma" w:cs="Tahoma"/>
+                <w:sz w:val="20"/>
+                <w:szCs w:val="20"/>
+              </w:rPr>
+            </w:pPr>
+            <w:r>
+              <w:rPr>
+                <w:rFonts w:ascii="Tahoma" w:hAnsi="Tahoma" w:cs="Tahoma"/>
+                <w:sz w:val="20"/>
+                <w:szCs w:val="20"/>
+                <w:lang w:val="es-ES"/>
+              </w:rPr>
+              <w:t>Equipo Desarrollo</w:t>
+            </w:r>
+          </w:p>
+        </w:tc>
+        <w:tc>
+          <w:tcPr>
+            <w:tcW w:w="752" w:type="pct"/>
+            <w:shd w:val="clear" w:color="auto" w:fill="D9D9D9" w:themeFill="background1" w:themeFillShade="D9"/>
+          </w:tcPr>
+          <w:p>
+            <w:pPr>
+              <w:spacing w:before="120" w:after="120"/>
+              <w:rPr>
+                <w:rFonts w:ascii="Tahoma" w:hAnsi="Tahoma" w:cs="Tahoma"/>
+                <w:sz w:val="20"/>
+                <w:szCs w:val="20"/>
+              </w:rPr>
+            </w:pPr>
+            <w:r>
+              <w:rPr>
+                <w:rFonts w:ascii="Tahoma" w:hAnsi="Tahoma" w:cs="Tahoma"/>
+                <w:sz w:val="20"/>
+                <w:szCs w:val="20"/>
+                <w:lang w:val="es-ES"/>
+              </w:rPr>
+              <w:t>M</w:t>
+            </w:r>
+            <w:r>
+              <w:rPr>
+                <w:rFonts w:ascii="Tahoma" w:hAnsi="Tahoma" w:cs="Tahoma"/>
+                <w:sz w:val="20"/>
+                <w:szCs w:val="20"/>
+                <w:lang w:val="es-ES"/>
+              </w:rPr>
+              <w:t xml:space="preserve">onitorización del servidor externo para garantizar la disponibilidad del servicio de </w:t>
+            </w:r>
+            <w:proofErr w:type="spellStart"/>
+            <w:r>
+              <w:rPr>
+                <w:rFonts w:ascii="Tahoma" w:hAnsi="Tahoma" w:cs="Tahoma"/>
+                <w:sz w:val="20"/>
+                <w:szCs w:val="20"/>
+                <w:lang w:val="es-ES"/>
+              </w:rPr>
+              <w:t>L</w:t>
+            </w:r>
+            <w:r>
+              <w:rPr>
+                <w:rFonts w:ascii="Tahoma" w:hAnsi="Tahoma" w:cs="Tahoma"/>
+                <w:sz w:val="20"/>
+                <w:szCs w:val="20"/>
+                <w:lang w:val="es-ES"/>
+              </w:rPr>
+              <w:t>eaderboard</w:t>
+            </w:r>
+            <w:proofErr w:type="spellEnd"/>
+            <w:r>
+              <w:rPr>
+                <w:rFonts w:ascii="Tahoma" w:hAnsi="Tahoma" w:cs="Tahoma"/>
+                <w:sz w:val="20"/>
+                <w:szCs w:val="20"/>
+                <w:lang w:val="es-ES"/>
+              </w:rPr>
+              <w:t>.</w:t>
+            </w:r>
+          </w:p>
+        </w:tc>
+        <w:tc>
+          <w:tcPr>
+            <w:tcW w:w="896" w:type="pct"/>
+            <w:shd w:val="clear" w:color="auto" w:fill="D9D9D9" w:themeFill="background1" w:themeFillShade="D9"/>
+          </w:tcPr>
+          <w:p>
+            <w:pPr>
+              <w:spacing w:before="120" w:after="120"/>
+              <w:rPr>
+                <w:rFonts w:ascii="Tahoma" w:hAnsi="Tahoma" w:cs="Tahoma"/>
+                <w:sz w:val="20"/>
+                <w:szCs w:val="20"/>
+              </w:rPr>
+            </w:pPr>
+            <w:r>
+              <w:rPr>
+                <w:rFonts w:ascii="Tahoma" w:hAnsi="Tahoma" w:cs="Tahoma"/>
+                <w:sz w:val="20"/>
+                <w:szCs w:val="20"/>
+                <w:lang w:val="es-ES"/>
+              </w:rPr>
+              <w:t>Mitigar: h</w:t>
+            </w:r>
+            <w:r>
+              <w:rPr>
+                <w:rFonts w:ascii="Tahoma" w:hAnsi="Tahoma" w:cs="Tahoma"/>
+                <w:sz w:val="20"/>
+                <w:szCs w:val="20"/>
+                <w:lang w:val="es-ES"/>
+              </w:rPr>
+              <w:t>abilitar almacenamiento local temporal de puntuaciones y sincronizarlas con el servidor cuando el servicio vuelva a estar disponible.</w:t>
+            </w:r>
+          </w:p>
+        </w:tc>
+      </w:tr>
+      <w:tr>
+        <w:tc>
+          <w:tcPr>
+            <w:tcW w:w="227" w:type="pct"/>
+            <w:shd w:val="clear" w:color="auto" w:fill="D9D9D9" w:themeFill="background1" w:themeFillShade="D9"/>
+          </w:tcPr>
+          <w:p>
+            <w:pPr>
+              <w:spacing w:before="120" w:after="120"/>
+              <w:jc w:val="center"/>
+              <w:rPr>
+                <w:rFonts w:ascii="Tahoma" w:hAnsi="Tahoma" w:cs="Tahoma"/>
+                <w:sz w:val="20"/>
+                <w:szCs w:val="20"/>
+              </w:rPr>
+            </w:pPr>
+            <w:r>
+              <w:rPr>
+                <w:rFonts w:ascii="Tahoma" w:hAnsi="Tahoma" w:cs="Tahoma"/>
+                <w:sz w:val="20"/>
+                <w:szCs w:val="20"/>
+              </w:rPr>
+              <w:t>R-10</w:t>
+            </w:r>
+          </w:p>
+        </w:tc>
+        <w:tc>
+          <w:tcPr>
+            <w:tcW w:w="541" w:type="pct"/>
+            <w:shd w:val="clear" w:color="auto" w:fill="D9D9D9" w:themeFill="background1" w:themeFillShade="D9"/>
+          </w:tcPr>
+          <w:p>
+            <w:pPr>
+              <w:spacing w:before="120" w:after="120"/>
+              <w:jc w:val="center"/>
+              <w:rPr>
+                <w:rFonts w:ascii="Tahoma" w:hAnsi="Tahoma" w:cs="Tahoma"/>
+                <w:sz w:val="20"/>
+                <w:szCs w:val="20"/>
+              </w:rPr>
+            </w:pPr>
+            <w:r>
+              <w:rPr>
+                <w:rFonts w:ascii="Tahoma" w:hAnsi="Tahoma" w:cs="Tahoma"/>
+                <w:sz w:val="20"/>
+                <w:szCs w:val="20"/>
+              </w:rPr>
+              <w:t>Técnico</w:t>
+            </w:r>
+          </w:p>
+        </w:tc>
+        <w:tc>
+          <w:tcPr>
+            <w:tcW w:w="637" w:type="pct"/>
+            <w:shd w:val="clear" w:color="auto" w:fill="D9D9D9" w:themeFill="background1" w:themeFillShade="D9"/>
+          </w:tcPr>
+          <w:p>
+            <w:pPr>
+              <w:spacing w:before="120" w:after="120"/>
+              <w:rPr>
+                <w:rFonts w:ascii="Tahoma" w:hAnsi="Tahoma" w:cs="Tahoma"/>
+                <w:sz w:val="20"/>
+                <w:szCs w:val="20"/>
+              </w:rPr>
+            </w:pPr>
+            <w:r>
+              <w:rPr>
+                <w:rFonts w:ascii="Tahoma" w:hAnsi="Tahoma" w:cs="Tahoma"/>
+                <w:sz w:val="20"/>
+                <w:szCs w:val="20"/>
+              </w:rPr>
+              <w:t>Dificultades a la hora de desarrollar el videojuego debido a la curva de aprendizaje de Godot</w:t>
+            </w:r>
+          </w:p>
+        </w:tc>
+        <w:tc>
+          <w:tcPr>
+            <w:tcW w:w="271" w:type="pct"/>
+            <w:shd w:val="clear" w:color="auto" w:fill="D9D9D9" w:themeFill="background1" w:themeFillShade="D9"/>
+          </w:tcPr>
+          <w:p>
+            <w:pPr>
+              <w:spacing w:before="120" w:after="120"/>
+              <w:jc w:val="center"/>
+              <w:rPr>
+                <w:rFonts w:ascii="Tahoma" w:hAnsi="Tahoma" w:cs="Tahoma"/>
+                <w:sz w:val="20"/>
+                <w:szCs w:val="20"/>
+              </w:rPr>
+            </w:pPr>
+            <w:r>
+              <w:rPr>
+                <w:rFonts w:ascii="Tahoma" w:hAnsi="Tahoma" w:cs="Tahoma"/>
+                <w:sz w:val="20"/>
+                <w:szCs w:val="20"/>
+              </w:rPr>
+              <w:t>Alta</w:t>
+            </w:r>
+          </w:p>
+        </w:tc>
+        <w:tc>
+          <w:tcPr>
+            <w:tcW w:w="136" w:type="pct"/>
+            <w:shd w:val="clear" w:color="auto" w:fill="D9D9D9" w:themeFill="background1" w:themeFillShade="D9"/>
+          </w:tcPr>
+          <w:p>
+            <w:pPr>
+              <w:spacing w:before="120" w:after="120"/>
+              <w:jc w:val="center"/>
+              <w:rPr>
+                <w:rFonts w:ascii="Tahoma" w:hAnsi="Tahoma" w:cs="Tahoma"/>
+                <w:bCs/>
+                <w:sz w:val="20"/>
+                <w:szCs w:val="20"/>
+              </w:rPr>
+            </w:pPr>
+            <w:r>
+              <w:rPr>
+                <w:rFonts w:ascii="Tahoma" w:hAnsi="Tahoma" w:cs="Tahoma"/>
+                <w:bCs/>
+                <w:sz w:val="20"/>
+                <w:szCs w:val="20"/>
+              </w:rPr>
+              <w:t>8</w:t>
+            </w:r>
+          </w:p>
+        </w:tc>
+        <w:tc>
+          <w:tcPr>
+            <w:tcW w:w="170" w:type="pct"/>
+            <w:shd w:val="clear" w:color="auto" w:fill="D9D9D9" w:themeFill="background1" w:themeFillShade="D9"/>
+          </w:tcPr>
+          <w:p>
+            <w:pPr>
+              <w:spacing w:before="120" w:after="120"/>
+              <w:jc w:val="center"/>
+              <w:rPr>
+                <w:rFonts w:ascii="Tahoma" w:hAnsi="Tahoma" w:cs="Tahoma"/>
+                <w:bCs/>
+                <w:sz w:val="20"/>
+                <w:szCs w:val="20"/>
+              </w:rPr>
+            </w:pPr>
+            <w:r>
+              <w:rPr>
+                <w:rFonts w:ascii="Tahoma" w:hAnsi="Tahoma" w:cs="Tahoma"/>
+                <w:bCs/>
+                <w:sz w:val="20"/>
+                <w:szCs w:val="20"/>
+              </w:rPr>
+              <w:t>9</w:t>
+            </w:r>
+          </w:p>
+        </w:tc>
+        <w:tc>
+          <w:tcPr>
+            <w:tcW w:w="151" w:type="pct"/>
+            <w:shd w:val="clear" w:color="auto" w:fill="D9D9D9" w:themeFill="background1" w:themeFillShade="D9"/>
+          </w:tcPr>
+          <w:p>
+            <w:pPr>
+              <w:spacing w:before="120" w:after="120"/>
+              <w:jc w:val="center"/>
+              <w:rPr>
+                <w:rFonts w:ascii="Tahoma" w:hAnsi="Tahoma" w:cs="Tahoma"/>
+                <w:sz w:val="20"/>
+                <w:szCs w:val="20"/>
+              </w:rPr>
+            </w:pPr>
+            <w:r>
+              <w:rPr>
+                <w:rFonts w:ascii="Tahoma" w:hAnsi="Tahoma" w:cs="Tahoma"/>
+                <w:sz w:val="20"/>
+                <w:szCs w:val="20"/>
+              </w:rPr>
+              <w:t>6</w:t>
+            </w:r>
+          </w:p>
+        </w:tc>
+        <w:tc>
+          <w:tcPr>
+            <w:tcW w:w="152" w:type="pct"/>
+            <w:shd w:val="clear" w:color="auto" w:fill="D9D9D9" w:themeFill="background1" w:themeFillShade="D9"/>
+          </w:tcPr>
+          <w:p>
+            <w:pPr>
+              <w:spacing w:before="120" w:after="120"/>
+              <w:jc w:val="center"/>
+              <w:rPr>
+                <w:rFonts w:ascii="Tahoma" w:hAnsi="Tahoma" w:cs="Tahoma"/>
+                <w:bCs/>
+                <w:sz w:val="20"/>
+                <w:szCs w:val="20"/>
+              </w:rPr>
+            </w:pPr>
+            <w:r>
+              <w:rPr>
+                <w:rFonts w:ascii="Tahoma" w:hAnsi="Tahoma" w:cs="Tahoma"/>
+                <w:bCs/>
+                <w:sz w:val="20"/>
+                <w:szCs w:val="20"/>
+              </w:rPr>
+              <w:t>7</w:t>
+            </w:r>
+          </w:p>
+        </w:tc>
+        <w:tc>
+          <w:tcPr>
+            <w:tcW w:w="304" w:type="pct"/>
+            <w:shd w:val="clear" w:color="auto" w:fill="D9D9D9" w:themeFill="background1" w:themeFillShade="D9"/>
+          </w:tcPr>
+          <w:p>
+            <w:pPr>
+              <w:spacing w:before="120" w:after="120"/>
+              <w:jc w:val="center"/>
+              <w:rPr>
+                <w:rFonts w:ascii="Tahoma" w:hAnsi="Tahoma" w:cs="Tahoma"/>
+                <w:sz w:val="20"/>
+                <w:szCs w:val="20"/>
+              </w:rPr>
+            </w:pPr>
+            <w:r>
+              <w:rPr>
+                <w:rFonts w:ascii="Tahoma" w:hAnsi="Tahoma" w:cs="Tahoma"/>
+                <w:sz w:val="20"/>
+                <w:szCs w:val="20"/>
+              </w:rPr>
+              <w:t>60%</w:t>
+            </w:r>
+          </w:p>
+        </w:tc>
+        <w:tc>
+          <w:tcPr>
+            <w:tcW w:w="454" w:type="pct"/>
+            <w:shd w:val="clear" w:color="auto" w:fill="D9D9D9" w:themeFill="background1" w:themeFillShade="D9"/>
+          </w:tcPr>
+          <w:p>
+            <w:pPr>
+              <w:spacing w:before="120" w:after="120"/>
+              <w:jc w:val="center"/>
+              <w:rPr>
+                <w:rFonts w:ascii="Tahoma" w:hAnsi="Tahoma" w:cs="Tahoma"/>
+                <w:sz w:val="20"/>
+                <w:szCs w:val="20"/>
+              </w:rPr>
+            </w:pPr>
+            <w:r>
+              <w:rPr>
+                <w:rFonts w:ascii="Tahoma" w:hAnsi="Tahoma" w:cs="Tahoma"/>
+                <w:sz w:val="20"/>
+                <w:szCs w:val="20"/>
+                <w:lang w:val="es-ES"/>
+              </w:rPr>
+              <w:t>Equipo Desarrollo</w:t>
+            </w:r>
+          </w:p>
+        </w:tc>
+        <w:tc>
+          <w:tcPr>
+            <w:tcW w:w="309" w:type="pct"/>
+            <w:shd w:val="clear" w:color="auto" w:fill="D9D9D9" w:themeFill="background1" w:themeFillShade="D9"/>
+          </w:tcPr>
+          <w:p>
+            <w:pPr>
+              <w:spacing w:before="120" w:after="120"/>
+              <w:jc w:val="center"/>
+              <w:rPr>
+                <w:rFonts w:ascii="Tahoma" w:hAnsi="Tahoma" w:cs="Tahoma"/>
+                <w:sz w:val="20"/>
+                <w:szCs w:val="20"/>
+              </w:rPr>
+            </w:pPr>
+            <w:r>
+              <w:rPr>
+                <w:rFonts w:ascii="Tahoma" w:hAnsi="Tahoma" w:cs="Tahoma"/>
+                <w:sz w:val="20"/>
+                <w:szCs w:val="20"/>
+                <w:lang w:val="es-ES"/>
+              </w:rPr>
+              <w:t>Desarrollador</w:t>
+            </w:r>
+          </w:p>
+        </w:tc>
+        <w:tc>
+          <w:tcPr>
+            <w:tcW w:w="752" w:type="pct"/>
+            <w:shd w:val="clear" w:color="auto" w:fill="D9D9D9" w:themeFill="background1" w:themeFillShade="D9"/>
+          </w:tcPr>
+          <w:p>
+            <w:pPr>
+              <w:spacing w:before="120" w:after="120"/>
+              <w:rPr>
+                <w:rFonts w:ascii="Tahoma" w:hAnsi="Tahoma" w:cs="Tahoma"/>
+                <w:sz w:val="20"/>
+                <w:szCs w:val="20"/>
+              </w:rPr>
+            </w:pPr>
+            <w:r>
+              <w:rPr>
+                <w:rFonts w:ascii="Tahoma" w:hAnsi="Tahoma" w:cs="Tahoma"/>
+                <w:sz w:val="20"/>
+                <w:szCs w:val="20"/>
+                <w:lang w:val="es-ES"/>
+              </w:rPr>
+              <w:t>Realizar revisiones semanales del progreso en Godot y seguimiento de los problemas encontrados durante el desarrollo.</w:t>
+            </w:r>
+          </w:p>
+        </w:tc>
+        <w:tc>
+          <w:tcPr>
+            <w:tcW w:w="896" w:type="pct"/>
+            <w:shd w:val="clear" w:color="auto" w:fill="D9D9D9" w:themeFill="background1" w:themeFillShade="D9"/>
+          </w:tcPr>
+          <w:p>
+            <w:pPr>
+              <w:spacing w:before="120" w:after="120"/>
+              <w:rPr>
+                <w:rFonts w:ascii="Tahoma" w:hAnsi="Tahoma" w:cs="Tahoma"/>
+                <w:sz w:val="20"/>
+                <w:szCs w:val="20"/>
+              </w:rPr>
+            </w:pPr>
+            <w:r>
+              <w:rPr>
+                <w:rFonts w:ascii="Tahoma" w:hAnsi="Tahoma" w:cs="Tahoma"/>
+                <w:sz w:val="20"/>
+                <w:szCs w:val="20"/>
+                <w:lang w:val="es-ES"/>
+              </w:rPr>
+              <w:t>Mitigar: r</w:t>
+            </w:r>
+            <w:r>
+              <w:rPr>
+                <w:rFonts w:ascii="Tahoma" w:hAnsi="Tahoma" w:cs="Tahoma"/>
+                <w:sz w:val="20"/>
+                <w:szCs w:val="20"/>
+                <w:lang w:val="es-ES"/>
+              </w:rPr>
+              <w:t>ealizar formación inicial en el motor Godot mediante tutoriales, documentación oficial y prototipos pequeños</w:t>
+            </w:r>
+            <w:r>
+              <w:rPr>
+                <w:rFonts w:ascii="Tahoma" w:hAnsi="Tahoma" w:cs="Tahoma"/>
+                <w:sz w:val="20"/>
+                <w:szCs w:val="20"/>
+                <w:lang w:val="es-ES"/>
+              </w:rPr>
+              <w:t>.</w:t>
             </w:r>
           </w:p>
         </w:tc>
@@ -3637,8 +4799,8 @@
       </w:pPr>
     </w:p>
     <w:sectPr>
-      <w:headerReference w:type="default" r:id="rId6"/>
-      <w:footerReference w:type="default" r:id="rId7"/>
+      <w:headerReference w:type="default" r:id="rId7"/>
+      <w:footerReference w:type="default" r:id="rId8"/>
       <w:pgSz w:w="16838" w:h="11906" w:orient="landscape"/>
       <w:pgMar w:top="1701" w:right="1417" w:bottom="1701" w:left="1417" w:header="708" w:footer="708" w:gutter="0"/>
       <w:cols w:space="708"/>
@@ -3693,7 +4855,7 @@
     </w:tblGrid>
     <w:tr>
       <w:trPr>
-        <w:trHeight w:val="115" w:hRule="exact"/>
+        <w:trHeight w:hRule="exact" w:val="115"/>
         <w:jc w:val="center"/>
       </w:trPr>
       <w:tc>
@@ -3707,7 +4869,7 @@
         </w:tcPr>
         <w:p>
           <w:pPr>
-            <w:pStyle w:val="Encabezado"/>
+            <w:pStyle w:val="Header"/>
             <w:rPr>
               <w:caps/>
               <w:sz w:val="18"/>
@@ -3726,7 +4888,7 @@
         </w:tcPr>
         <w:p>
           <w:pPr>
-            <w:pStyle w:val="Encabezado"/>
+            <w:pStyle w:val="Header"/>
             <w:jc w:val="right"/>
             <w:rPr>
               <w:caps/>
@@ -3739,12 +4901,12 @@
   </w:tbl>
   <w:p>
     <w:pPr>
-      <w:pStyle w:val="Piedepgina"/>
+      <w:pStyle w:val="Footer"/>
     </w:pPr>
   </w:p>
   <w:p>
     <w:pPr>
-      <w:pStyle w:val="Piedepgina"/>
+      <w:pStyle w:val="Footer"/>
       <w:jc w:val="right"/>
     </w:pPr>
     <w:r>
@@ -3861,16 +5023,19 @@
 </file>
 
 <file path=word/header1.xml><?xml version="1.0" encoding="utf-8"?>
-<w:hdr xmlns:wpc="http://schemas.microsoft.com/office/word/2010/wordprocessingCanvas" xmlns:cx="http://schemas.microsoft.com/office/drawing/2014/chartex" xmlns:cx1="http://schemas.microsoft.com/office/drawing/2015/9/8/chartex" xmlns:cx2="http://schemas.microsoft.com/office/drawing/2015/10/21/chartex" xmlns:cx3="http://schemas.microsoft.com/office/drawing/2016/5/9/chartex" xmlns:cx4="http://schemas.microsoft.com/office/drawing/2016/5/10/chartex" xmlns:cx5="http://schemas.microsoft.com/office/drawing/2016/5/11/chartex" xmlns:cx6="http://schemas.microsoft.com/office/drawing/2016/5/12/chartex" xmlns:cx7="http://schemas.microsoft.com/office/drawing/2016/5/13/chartex" xmlns:cx8="http://schemas.microsoft.com/office/drawing/2016/5/14/chartex" xmlns:mc="http://schemas.openxmlformats.org/markup-compatibility/2006" xmlns:aink="http://schemas.microsoft.com/office/drawing/2016/ink" xmlns:am3d="http://schemas.microsoft.com/office/drawing/2017/model3d" xmlns:o="urn:schemas-microsoft-com:office:office" xmlns:oel="http://schemas.microsoft.com/office/2019/extlst" xmlns:r="http://schemas.openxmlformats.org/officeDocument/2006/relationships" xmlns:m="http://schemas.openxmlformats.org/officeDocument/2006/math" xmlns:v="urn:schemas-microsoft-com:vml" xmlns:wp14="http://schemas.microsoft.com/office/word/2010/wordprocessingDrawing" xmlns:wp="http://schemas.openxmlformats.org/drawingml/2006/wordprocessingDrawing" xmlns:w10="urn:schemas-microsoft-com:office:word" xmlns:w="http://schemas.openxmlformats.org/wordprocessingml/2006/main" xmlns:w14="http://schemas.microsoft.com/office/word/2010/wordml" xmlns:w15="http://schemas.microsoft.com/office/word/2012/wordml" xmlns:w16cex="http://schemas.microsoft.com/office/word/2018/wordml/cex" xmlns:w16cid="http://schemas.microsoft.com/office/word/2016/wordml/cid" xmlns:w16="http://schemas.microsoft.com/office/word/2018/wordml" xmlns:w16du="http://schemas.microsoft.com/office/word/2023/wordml/word16du" xmlns:w16sdtdh="http://schemas.microsoft.com/office/word/2020/wordml/sdtdatahash" xmlns:w16sdtfl="http://schemas.microsoft.com/office/word/2024/wordml/sdtformatlock" xmlns:w16se="http://schemas.microsoft.com/office/word/2015/wordml/symex" xmlns:wpg="http://schemas.microsoft.com/office/word/2010/wordprocessingGroup" xmlns:wpi="http://schemas.microsoft.com/office/word/2010/wordprocessingInk" xmlns:wne="http://schemas.microsoft.com/office/word/2006/wordml" xmlns:wps="http://schemas.microsoft.com/office/word/2010/wordprocessingShape" xmlns:a="http://schemas.openxmlformats.org/drawingml/2006/main" mc:Ignorable="w14 w15 w16se w16cid w16 w16cex w16sdtdh w16sdtfl w16du wp14">
+<w:hdr xmlns:wpc="http://schemas.microsoft.com/office/word/2010/wordprocessingCanvas" xmlns:cx="http://schemas.microsoft.com/office/drawing/2014/chartex" xmlns:cx1="http://schemas.microsoft.com/office/drawing/2015/9/8/chartex" xmlns:cx2="http://schemas.microsoft.com/office/drawing/2015/10/21/chartex" xmlns:cx3="http://schemas.microsoft.com/office/drawing/2016/5/9/chartex" xmlns:cx4="http://schemas.microsoft.com/office/drawing/2016/5/10/chartex" xmlns:cx5="http://schemas.microsoft.com/office/drawing/2016/5/11/chartex" xmlns:cx6="http://schemas.microsoft.com/office/drawing/2016/5/12/chartex" xmlns:cx7="http://schemas.microsoft.com/office/drawing/2016/5/13/chartex" xmlns:cx8="http://schemas.microsoft.com/office/drawing/2016/5/14/chartex" xmlns:mc="http://schemas.openxmlformats.org/markup-compatibility/2006" xmlns:aink="http://schemas.microsoft.com/office/drawing/2016/ink" xmlns:am3d="http://schemas.microsoft.com/office/drawing/2017/model3d" xmlns:o="urn:schemas-microsoft-com:office:office" xmlns:oel="http://schemas.microsoft.com/office/2019/extlst" xmlns:r="http://schemas.openxmlformats.org/officeDocument/2006/relationships" xmlns:m="http://schemas.openxmlformats.org/officeDocument/2006/math" xmlns:v="urn:schemas-microsoft-com:vml" xmlns:wp14="http://schemas.microsoft.com/office/word/2010/wordprocessingDrawing" xmlns:wp="http://schemas.openxmlformats.org/drawingml/2006/wordprocessingDrawing" xmlns:w10="urn:schemas-microsoft-com:office:word" xmlns:w="http://schemas.openxmlformats.org/wordprocessingml/2006/main" xmlns:w14="http://schemas.microsoft.com/office/word/2010/wordml" xmlns:w15="http://schemas.microsoft.com/office/word/2012/wordml" xmlns:w16cex="http://schemas.microsoft.com/office/word/2018/wordml/cex" xmlns:w16cid="http://schemas.microsoft.com/office/word/2016/wordml/cid" xmlns:w16="http://schemas.microsoft.com/office/word/2018/wordml" xmlns:w16du="http://schemas.microsoft.com/office/word/2023/wordml/word16du" xmlns:w16sdtdh="http://schemas.microsoft.com/office/word/2020/wordml/sdtdatahash" xmlns:w16sdtfl="http://schemas.microsoft.com/office/word/2024/wordml/sdtformatlock" xmlns:w16se="http://schemas.microsoft.com/office/word/2015/wordml/symex" xmlns:wpg="http://schemas.microsoft.com/office/word/2010/wordprocessingGroup" xmlns:wpi="http://schemas.microsoft.com/office/word/2010/wordprocessingInk" xmlns:wne="http://schemas.microsoft.com/office/word/2006/wordml" xmlns:wps="http://schemas.microsoft.com/office/word/2010/wordprocessingShape" mc:Ignorable="w14 w15 w16se w16cid w16 w16cex w16sdtdh w16sdtfl w16du wp14">
   <w:p>
     <w:pPr>
-      <w:pStyle w:val="Encabezado"/>
+      <w:pStyle w:val="Header"/>
     </w:pPr>
     <w:r>
+      <w:rPr>
+        <w:noProof/>
+      </w:rPr>
       <mc:AlternateContent>
         <mc:Choice Requires="wps">
           <w:drawing>
-            <wp:anchor distT="0" distB="0" distL="118745" distR="118745" simplePos="0" relativeHeight="251659264" behindDoc="1" locked="0" layoutInCell="1" allowOverlap="0" wp14:anchorId="52696136" wp14:editId="2FC342C3">
+            <wp:anchor distT="0" distB="0" distL="118745" distR="118745" simplePos="0" relativeHeight="251658240" behindDoc="1" locked="0" layoutInCell="1" allowOverlap="0" wp14:anchorId="52696136" wp14:editId="2FC342C3">
               <wp:simplePos x="0" y="0"/>
               <wp:positionH relativeFrom="margin">
                 <wp:align>center</wp:align>
@@ -3947,7 +5112,7 @@
                           <w:sdtContent>
                             <w:p>
                               <w:pPr>
-                                <w:pStyle w:val="Encabezado"/>
+                                <w:pStyle w:val="Header"/>
                                 <w:jc w:val="center"/>
                                 <w:rPr>
                                   <w:caps/>
@@ -3963,7 +5128,7 @@
                                   <w:sz w:val="24"/>
                                   <w:szCs w:val="24"/>
                                 </w:rPr>
-                                <w:t>LISTA DE ACTIVIDADES</w:t>
+                                <w:t>REGISTRO DE RIESGOS</w:t>
                               </w:r>
                             </w:p>
                           </w:sdtContent>
@@ -3988,9 +5153,9 @@
             </wp:anchor>
           </w:drawing>
         </mc:Choice>
-        <mc:Fallback>
+        <mc:Fallback xmlns:a="http://schemas.openxmlformats.org/drawingml/2006/main" xmlns:arto="http://schemas.microsoft.com/office/word/2006/arto">
           <w:pict>
-            <v:rect id="Rectángulo 200" style="position:absolute;margin-left:0;margin-top:0;width:468.5pt;height:21.3pt;z-index:-251657216;visibility:visible;mso-wrap-style:square;mso-width-percent:1000;mso-height-percent:27;mso-top-percent:45;mso-wrap-distance-left:9.35pt;mso-wrap-distance-top:0;mso-wrap-distance-right:9.35pt;mso-wrap-distance-bottom:0;mso-position-horizontal:center;mso-position-horizontal-relative:margin;mso-position-vertical-relative:page;mso-width-percent:1000;mso-height-percent:27;mso-top-percent:45;mso-width-relative:margin;mso-height-relative:page;v-text-anchor:middle" o:spid="_x0000_s1026" o:allowoverlap="f" fillcolor="#156082 [3204]" stroked="f" strokeweight="1.5pt" w14:anchorId="52696136" o:gfxdata="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">
+            <v:rect id="Rectángulo 200" style="position:absolute;margin-left:0;margin-top:0;width:468.5pt;height:21.3pt;z-index:-251658240;visibility:visible;mso-wrap-style:square;mso-width-percent:1000;mso-height-percent:27;mso-top-percent:45;mso-wrap-distance-left:9.35pt;mso-wrap-distance-top:0;mso-wrap-distance-right:9.35pt;mso-wrap-distance-bottom:0;mso-position-horizontal:center;mso-position-horizontal-relative:margin;mso-position-vertical-relative:page;mso-width-percent:1000;mso-height-percent:27;mso-top-percent:45;mso-width-relative:margin;mso-height-relative:page;v-text-anchor:middle" o:spid="_x0000_s1026" o:allowoverlap="f" fillcolor="#156082 [3204]" stroked="f" strokeweight="1.5pt" w14:anchorId="52696136" o:gfxdata="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">
               <v:textbox style="mso-fit-shape-to-text:t">
                 <w:txbxContent>
                   <w:sdt>
@@ -4027,7 +5192,7 @@
                             <w:sz w:val="24"/>
                             <w:szCs w:val="24"/>
                           </w:rPr>
-                          <w:t>LISTA DE ACTIVIDADES</w:t>
+                          <w:t>REGISTRO DE RIESGOS</w:t>
                         </w:r>
                       </w:p>
                     </w:sdtContent>
@@ -4044,12 +5209,16 @@
 </w:hdr>
 </file>
 
+<file path=word/numbering.xml><?xml version="1.0" encoding="utf-8"?>
+<w:numbering xmlns:wpc="http://schemas.microsoft.com/office/word/2010/wordprocessingCanvas" xmlns:cx="http://schemas.microsoft.com/office/drawing/2014/chartex" xmlns:cx1="http://schemas.microsoft.com/office/drawing/2015/9/8/chartex" xmlns:cx2="http://schemas.microsoft.com/office/drawing/2015/10/21/chartex" xmlns:cx3="http://schemas.microsoft.com/office/drawing/2016/5/9/chartex" xmlns:cx4="http://schemas.microsoft.com/office/drawing/2016/5/10/chartex" xmlns:cx5="http://schemas.microsoft.com/office/drawing/2016/5/11/chartex" xmlns:cx6="http://schemas.microsoft.com/office/drawing/2016/5/12/chartex" xmlns:cx7="http://schemas.microsoft.com/office/drawing/2016/5/13/chartex" xmlns:cx8="http://schemas.microsoft.com/office/drawing/2016/5/14/chartex" xmlns:mc="http://schemas.openxmlformats.org/markup-compatibility/2006" xmlns:aink="http://schemas.microsoft.com/office/drawing/2016/ink" xmlns:am3d="http://schemas.microsoft.com/office/drawing/2017/model3d" xmlns:o="urn:schemas-microsoft-com:office:office" xmlns:oel="http://schemas.microsoft.com/office/2019/extlst" xmlns:r="http://schemas.openxmlformats.org/officeDocument/2006/relationships" xmlns:m="http://schemas.openxmlformats.org/officeDocument/2006/math" xmlns:v="urn:schemas-microsoft-com:vml" xmlns:wp14="http://schemas.microsoft.com/office/word/2010/wordprocessingDrawing" xmlns:wp="http://schemas.openxmlformats.org/drawingml/2006/wordprocessingDrawing" xmlns:w10="urn:schemas-microsoft-com:office:word" xmlns:w="http://schemas.openxmlformats.org/wordprocessingml/2006/main" xmlns:w14="http://schemas.microsoft.com/office/word/2010/wordml" xmlns:w15="http://schemas.microsoft.com/office/word/2012/wordml" xmlns:w16cex="http://schemas.microsoft.com/office/word/2018/wordml/cex" xmlns:w16cid="http://schemas.microsoft.com/office/word/2016/wordml/cid" xmlns:w16="http://schemas.microsoft.com/office/word/2018/wordml" xmlns:w16du="http://schemas.microsoft.com/office/word/2023/wordml/word16du" xmlns:w16sdtdh="http://schemas.microsoft.com/office/word/2020/wordml/sdtdatahash" xmlns:w16sdtfl="http://schemas.microsoft.com/office/word/2024/wordml/sdtformatlock" xmlns:w16se="http://schemas.microsoft.com/office/word/2015/wordml/symex" xmlns:wpg="http://schemas.microsoft.com/office/word/2010/wordprocessingGroup" xmlns:wpi="http://schemas.microsoft.com/office/word/2010/wordprocessingInk" xmlns:wne="http://schemas.microsoft.com/office/word/2006/wordml" xmlns:wps="http://schemas.microsoft.com/office/word/2010/wordprocessingShape" mc:Ignorable="w14 w15 w16se w16cid w16 w16cex w16sdtdh w16sdtfl w16du wp14"/>
+</file>
+
 <file path=word/styles.xml><?xml version="1.0" encoding="utf-8"?>
 <w:styles xmlns:mc="http://schemas.openxmlformats.org/markup-compatibility/2006" xmlns:r="http://schemas.openxmlformats.org/officeDocument/2006/relationships" xmlns:w="http://schemas.openxmlformats.org/wordprocessingml/2006/main" xmlns:w14="http://schemas.microsoft.com/office/word/2010/wordml" xmlns:w15="http://schemas.microsoft.com/office/word/2012/wordml" xmlns:w16cex="http://schemas.microsoft.com/office/word/2018/wordml/cex" xmlns:w16cid="http://schemas.microsoft.com/office/word/2016/wordml/cid" xmlns:w16="http://schemas.microsoft.com/office/word/2018/wordml" xmlns:w16du="http://schemas.microsoft.com/office/word/2023/wordml/word16du" xmlns:w16sdtdh="http://schemas.microsoft.com/office/word/2020/wordml/sdtdatahash" xmlns:w16sdtfl="http://schemas.microsoft.com/office/word/2024/wordml/sdtformatlock" xmlns:w16se="http://schemas.microsoft.com/office/word/2015/wordml/symex" mc:Ignorable="w14 w15 w16se w16cid w16 w16cex w16sdtdh w16sdtfl w16du">
   <w:docDefaults>
     <w:rPrDefault>
       <w:rPr>
-        <w:rFonts w:asciiTheme="minorHAnsi" w:hAnsiTheme="minorHAnsi" w:eastAsiaTheme="minorHAnsi" w:cstheme="minorBidi"/>
+        <w:rFonts w:asciiTheme="minorHAnsi" w:eastAsiaTheme="minorHAnsi" w:hAnsiTheme="minorHAnsi" w:cstheme="minorBidi"/>
         <w:kern w:val="2"/>
         <w:sz w:val="24"/>
         <w:szCs w:val="24"/>
@@ -4066,14 +5235,14 @@
   <w:latentStyles w:defLockedState="0" w:defUIPriority="99" w:defSemiHidden="0" w:defUnhideWhenUsed="0" w:defQFormat="0" w:count="376">
     <w:lsdException w:name="Normal" w:uiPriority="0" w:qFormat="1"/>
     <w:lsdException w:name="heading 1" w:uiPriority="9" w:qFormat="1"/>
-    <w:lsdException w:name="heading 2" w:uiPriority="9" w:semiHidden="1" w:unhideWhenUsed="1" w:qFormat="1"/>
-    <w:lsdException w:name="heading 3" w:uiPriority="9" w:semiHidden="1" w:unhideWhenUsed="1" w:qFormat="1"/>
-    <w:lsdException w:name="heading 4" w:uiPriority="9" w:semiHidden="1" w:unhideWhenUsed="1" w:qFormat="1"/>
-    <w:lsdException w:name="heading 5" w:uiPriority="9" w:semiHidden="1" w:unhideWhenUsed="1" w:qFormat="1"/>
-    <w:lsdException w:name="heading 6" w:uiPriority="9" w:semiHidden="1" w:unhideWhenUsed="1" w:qFormat="1"/>
-    <w:lsdException w:name="heading 7" w:uiPriority="9" w:semiHidden="1" w:unhideWhenUsed="1" w:qFormat="1"/>
-    <w:lsdException w:name="heading 8" w:uiPriority="9" w:semiHidden="1" w:unhideWhenUsed="1" w:qFormat="1"/>
-    <w:lsdException w:name="heading 9" w:uiPriority="9" w:semiHidden="1" w:unhideWhenUsed="1" w:qFormat="1"/>
+    <w:lsdException w:name="heading 2" w:semiHidden="1" w:uiPriority="9" w:unhideWhenUsed="1" w:qFormat="1"/>
+    <w:lsdException w:name="heading 3" w:semiHidden="1" w:uiPriority="9" w:unhideWhenUsed="1" w:qFormat="1"/>
+    <w:lsdException w:name="heading 4" w:semiHidden="1" w:uiPriority="9" w:unhideWhenUsed="1" w:qFormat="1"/>
+    <w:lsdException w:name="heading 5" w:semiHidden="1" w:uiPriority="9" w:unhideWhenUsed="1" w:qFormat="1"/>
+    <w:lsdException w:name="heading 6" w:semiHidden="1" w:uiPriority="9" w:unhideWhenUsed="1" w:qFormat="1"/>
+    <w:lsdException w:name="heading 7" w:semiHidden="1" w:uiPriority="9" w:unhideWhenUsed="1" w:qFormat="1"/>
+    <w:lsdException w:name="heading 8" w:semiHidden="1" w:uiPriority="9" w:unhideWhenUsed="1" w:qFormat="1"/>
+    <w:lsdException w:name="heading 9" w:semiHidden="1" w:uiPriority="9" w:unhideWhenUsed="1" w:qFormat="1"/>
     <w:lsdException w:name="index 1" w:semiHidden="1" w:unhideWhenUsed="1"/>
     <w:lsdException w:name="index 2" w:semiHidden="1" w:unhideWhenUsed="1"/>
     <w:lsdException w:name="index 3" w:semiHidden="1" w:unhideWhenUsed="1"/>
@@ -4083,22 +5252,22 @@
     <w:lsdException w:name="index 7" w:semiHidden="1" w:unhideWhenUsed="1"/>
     <w:lsdException w:name="index 8" w:semiHidden="1" w:unhideWhenUsed="1"/>
     <w:lsdException w:name="index 9" w:semiHidden="1" w:unhideWhenUsed="1"/>
-    <w:lsdException w:name="toc 1" w:uiPriority="39" w:semiHidden="1" w:unhideWhenUsed="1"/>
-    <w:lsdException w:name="toc 2" w:uiPriority="39" w:semiHidden="1" w:unhideWhenUsed="1"/>
-    <w:lsdException w:name="toc 3" w:uiPriority="39" w:semiHidden="1" w:unhideWhenUsed="1"/>
-    <w:lsdException w:name="toc 4" w:uiPriority="39" w:semiHidden="1" w:unhideWhenUsed="1"/>
-    <w:lsdException w:name="toc 5" w:uiPriority="39" w:semiHidden="1" w:unhideWhenUsed="1"/>
-    <w:lsdException w:name="toc 6" w:uiPriority="39" w:semiHidden="1" w:unhideWhenUsed="1"/>
-    <w:lsdException w:name="toc 7" w:uiPriority="39" w:semiHidden="1" w:unhideWhenUsed="1"/>
-    <w:lsdException w:name="toc 8" w:uiPriority="39" w:semiHidden="1" w:unhideWhenUsed="1"/>
-    <w:lsdException w:name="toc 9" w:uiPriority="39" w:semiHidden="1" w:unhideWhenUsed="1"/>
+    <w:lsdException w:name="toc 1" w:semiHidden="1" w:uiPriority="39" w:unhideWhenUsed="1"/>
+    <w:lsdException w:name="toc 2" w:semiHidden="1" w:uiPriority="39" w:unhideWhenUsed="1"/>
+    <w:lsdException w:name="toc 3" w:semiHidden="1" w:uiPriority="39" w:unhideWhenUsed="1"/>
+    <w:lsdException w:name="toc 4" w:semiHidden="1" w:uiPriority="39" w:unhideWhenUsed="1"/>
+    <w:lsdException w:name="toc 5" w:semiHidden="1" w:uiPriority="39" w:unhideWhenUsed="1"/>
+    <w:lsdException w:name="toc 6" w:semiHidden="1" w:uiPriority="39" w:unhideWhenUsed="1"/>
+    <w:lsdException w:name="toc 7" w:semiHidden="1" w:uiPriority="39" w:unhideWhenUsed="1"/>
+    <w:lsdException w:name="toc 8" w:semiHidden="1" w:uiPriority="39" w:unhideWhenUsed="1"/>
+    <w:lsdException w:name="toc 9" w:semiHidden="1" w:uiPriority="39" w:unhideWhenUsed="1"/>
     <w:lsdException w:name="Normal Indent" w:semiHidden="1" w:unhideWhenUsed="1"/>
     <w:lsdException w:name="footnote text" w:semiHidden="1" w:unhideWhenUsed="1"/>
     <w:lsdException w:name="annotation text" w:semiHidden="1" w:unhideWhenUsed="1"/>
     <w:lsdException w:name="header" w:semiHidden="1" w:unhideWhenUsed="1"/>
     <w:lsdException w:name="footer" w:semiHidden="1" w:unhideWhenUsed="1"/>
     <w:lsdException w:name="index heading" w:semiHidden="1" w:unhideWhenUsed="1"/>
-    <w:lsdException w:name="caption" w:uiPriority="35" w:semiHidden="1" w:unhideWhenUsed="1" w:qFormat="1"/>
+    <w:lsdException w:name="caption" w:semiHidden="1" w:uiPriority="35" w:unhideWhenUsed="1" w:qFormat="1"/>
     <w:lsdException w:name="table of figures" w:semiHidden="1" w:unhideWhenUsed="1"/>
     <w:lsdException w:name="envelope address" w:semiHidden="1" w:unhideWhenUsed="1"/>
     <w:lsdException w:name="envelope return" w:semiHidden="1" w:unhideWhenUsed="1"/>
@@ -4129,7 +5298,7 @@
     <w:lsdException w:name="Title" w:uiPriority="10" w:qFormat="1"/>
     <w:lsdException w:name="Closing" w:semiHidden="1" w:unhideWhenUsed="1"/>
     <w:lsdException w:name="Signature" w:semiHidden="1" w:unhideWhenUsed="1"/>
-    <w:lsdException w:name="Default Paragraph Font" w:uiPriority="1" w:semiHidden="1" w:unhideWhenUsed="1"/>
+    <w:lsdException w:name="Default Paragraph Font" w:semiHidden="1" w:uiPriority="1" w:unhideWhenUsed="1"/>
     <w:lsdException w:name="Body Text" w:semiHidden="1" w:unhideWhenUsed="1"/>
     <w:lsdException w:name="Body Text Indent" w:semiHidden="1" w:unhideWhenUsed="1"/>
     <w:lsdException w:name="List Continue" w:semiHidden="1" w:unhideWhenUsed="1"/>
@@ -4329,8 +5498,8 @@
     <w:lsdException w:name="Subtle Reference" w:uiPriority="31" w:qFormat="1"/>
     <w:lsdException w:name="Intense Reference" w:uiPriority="32" w:qFormat="1"/>
     <w:lsdException w:name="Book Title" w:uiPriority="33" w:qFormat="1"/>
-    <w:lsdException w:name="Bibliography" w:uiPriority="37" w:semiHidden="1" w:unhideWhenUsed="1"/>
-    <w:lsdException w:name="TOC Heading" w:uiPriority="39" w:semiHidden="1" w:unhideWhenUsed="1" w:qFormat="1"/>
+    <w:lsdException w:name="Bibliography" w:semiHidden="1" w:uiPriority="37" w:unhideWhenUsed="1"/>
+    <w:lsdException w:name="TOC Heading" w:semiHidden="1" w:uiPriority="39" w:unhideWhenUsed="1" w:qFormat="1"/>
     <w:lsdException w:name="Plain Table 1" w:uiPriority="41"/>
     <w:lsdException w:name="Plain Table 2" w:uiPriority="42"/>
     <w:lsdException w:name="Plain Table 3" w:uiPriority="43"/>
@@ -4441,7 +5610,7 @@
     <w:lsdException w:name="Unresolved Mention" w:semiHidden="1" w:unhideWhenUsed="1"/>
     <w:lsdException w:name="Smart Link" w:semiHidden="1" w:unhideWhenUsed="1"/>
   </w:latentStyles>
-  <w:style w:type="paragraph" w:styleId="Normal" w:default="1">
+  <w:style w:type="paragraph" w:default="1" w:styleId="Normal">
     <w:name w:val="Normal"/>
     <w:qFormat/>
     <w:rsid w:val="008D491E"/>
@@ -4455,11 +5624,11 @@
       <w14:ligatures w14:val="none"/>
     </w:rPr>
   </w:style>
-  <w:style w:type="paragraph" w:styleId="Ttulo1">
+  <w:style w:type="paragraph" w:styleId="Heading1">
     <w:name w:val="heading 1"/>
     <w:basedOn w:val="Normal"/>
     <w:next w:val="Normal"/>
-    <w:link w:val="Ttulo1Car"/>
+    <w:link w:val="Heading1Char"/>
     <w:uiPriority w:val="9"/>
     <w:qFormat/>
     <w:rsid w:val="008D491E"/>
@@ -4470,7 +5639,7 @@
       <w:outlineLvl w:val="0"/>
     </w:pPr>
     <w:rPr>
-      <w:rFonts w:asciiTheme="majorHAnsi" w:hAnsiTheme="majorHAnsi" w:eastAsiaTheme="majorEastAsia" w:cstheme="majorBidi"/>
+      <w:rFonts w:asciiTheme="majorHAnsi" w:eastAsiaTheme="majorEastAsia" w:hAnsiTheme="majorHAnsi" w:cstheme="majorBidi"/>
       <w:color w:val="0F4761" w:themeColor="accent1" w:themeShade="BF"/>
       <w:kern w:val="2"/>
       <w:sz w:val="40"/>
@@ -4478,11 +5647,11 @@
       <w14:ligatures w14:val="standardContextual"/>
     </w:rPr>
   </w:style>
-  <w:style w:type="paragraph" w:styleId="Ttulo2">
+  <w:style w:type="paragraph" w:styleId="Heading2">
     <w:name w:val="heading 2"/>
     <w:basedOn w:val="Normal"/>
     <w:next w:val="Normal"/>
-    <w:link w:val="Ttulo2Car"/>
+    <w:link w:val="Heading2Char"/>
     <w:uiPriority w:val="9"/>
     <w:semiHidden/>
     <w:unhideWhenUsed/>
@@ -4495,7 +5664,7 @@
       <w:outlineLvl w:val="1"/>
     </w:pPr>
     <w:rPr>
-      <w:rFonts w:asciiTheme="majorHAnsi" w:hAnsiTheme="majorHAnsi" w:eastAsiaTheme="majorEastAsia" w:cstheme="majorBidi"/>
+      <w:rFonts w:asciiTheme="majorHAnsi" w:eastAsiaTheme="majorEastAsia" w:hAnsiTheme="majorHAnsi" w:cstheme="majorBidi"/>
       <w:color w:val="0F4761" w:themeColor="accent1" w:themeShade="BF"/>
       <w:kern w:val="2"/>
       <w:sz w:val="32"/>
@@ -4503,11 +5672,11 @@
       <w14:ligatures w14:val="standardContextual"/>
     </w:rPr>
   </w:style>
-  <w:style w:type="paragraph" w:styleId="Ttulo3">
+  <w:style w:type="paragraph" w:styleId="Heading3">
     <w:name w:val="heading 3"/>
     <w:basedOn w:val="Normal"/>
     <w:next w:val="Normal"/>
-    <w:link w:val="Ttulo3Car"/>
+    <w:link w:val="Heading3Char"/>
     <w:uiPriority w:val="9"/>
     <w:semiHidden/>
     <w:unhideWhenUsed/>
@@ -4528,11 +5697,11 @@
       <w14:ligatures w14:val="standardContextual"/>
     </w:rPr>
   </w:style>
-  <w:style w:type="paragraph" w:styleId="Ttulo4">
+  <w:style w:type="paragraph" w:styleId="Heading4">
     <w:name w:val="heading 4"/>
     <w:basedOn w:val="Normal"/>
     <w:next w:val="Normal"/>
-    <w:link w:val="Ttulo4Car"/>
+    <w:link w:val="Heading4Char"/>
     <w:uiPriority w:val="9"/>
     <w:semiHidden/>
     <w:unhideWhenUsed/>
@@ -4555,11 +5724,11 @@
       <w14:ligatures w14:val="standardContextual"/>
     </w:rPr>
   </w:style>
-  <w:style w:type="paragraph" w:styleId="Ttulo5">
+  <w:style w:type="paragraph" w:styleId="Heading5">
     <w:name w:val="heading 5"/>
     <w:basedOn w:val="Normal"/>
     <w:next w:val="Normal"/>
-    <w:link w:val="Ttulo5Car"/>
+    <w:link w:val="Heading5Char"/>
     <w:uiPriority w:val="9"/>
     <w:semiHidden/>
     <w:unhideWhenUsed/>
@@ -4580,11 +5749,11 @@
       <w14:ligatures w14:val="standardContextual"/>
     </w:rPr>
   </w:style>
-  <w:style w:type="paragraph" w:styleId="Ttulo6">
+  <w:style w:type="paragraph" w:styleId="Heading6">
     <w:name w:val="heading 6"/>
     <w:basedOn w:val="Normal"/>
     <w:next w:val="Normal"/>
-    <w:link w:val="Ttulo6Car"/>
+    <w:link w:val="Heading6Char"/>
     <w:uiPriority w:val="9"/>
     <w:semiHidden/>
     <w:unhideWhenUsed/>
@@ -4607,11 +5776,11 @@
       <w14:ligatures w14:val="standardContextual"/>
     </w:rPr>
   </w:style>
-  <w:style w:type="paragraph" w:styleId="Ttulo7">
+  <w:style w:type="paragraph" w:styleId="Heading7">
     <w:name w:val="heading 7"/>
     <w:basedOn w:val="Normal"/>
     <w:next w:val="Normal"/>
-    <w:link w:val="Ttulo7Car"/>
+    <w:link w:val="Heading7Char"/>
     <w:uiPriority w:val="9"/>
     <w:semiHidden/>
     <w:unhideWhenUsed/>
@@ -4632,11 +5801,11 @@
       <w14:ligatures w14:val="standardContextual"/>
     </w:rPr>
   </w:style>
-  <w:style w:type="paragraph" w:styleId="Ttulo8">
+  <w:style w:type="paragraph" w:styleId="Heading8">
     <w:name w:val="heading 8"/>
     <w:basedOn w:val="Normal"/>
     <w:next w:val="Normal"/>
-    <w:link w:val="Ttulo8Car"/>
+    <w:link w:val="Heading8Char"/>
     <w:uiPriority w:val="9"/>
     <w:semiHidden/>
     <w:unhideWhenUsed/>
@@ -4659,11 +5828,11 @@
       <w14:ligatures w14:val="standardContextual"/>
     </w:rPr>
   </w:style>
-  <w:style w:type="paragraph" w:styleId="Ttulo9">
+  <w:style w:type="paragraph" w:styleId="Heading9">
     <w:name w:val="heading 9"/>
     <w:basedOn w:val="Normal"/>
     <w:next w:val="Normal"/>
-    <w:link w:val="Ttulo9Car"/>
+    <w:link w:val="Heading9Char"/>
     <w:uiPriority w:val="9"/>
     <w:semiHidden/>
     <w:unhideWhenUsed/>
@@ -4684,13 +5853,13 @@
       <w14:ligatures w14:val="standardContextual"/>
     </w:rPr>
   </w:style>
-  <w:style w:type="character" w:styleId="Fuentedeprrafopredeter" w:default="1">
+  <w:style w:type="character" w:default="1" w:styleId="DefaultParagraphFont">
     <w:name w:val="Default Paragraph Font"/>
     <w:uiPriority w:val="1"/>
     <w:semiHidden/>
     <w:unhideWhenUsed/>
   </w:style>
-  <w:style w:type="table" w:styleId="Tablanormal" w:default="1">
+  <w:style w:type="table" w:default="1" w:styleId="TableNormal">
     <w:name w:val="Normal Table"/>
     <w:uiPriority w:val="99"/>
     <w:semiHidden/>
@@ -4705,43 +5874,43 @@
       </w:tblCellMar>
     </w:tblPr>
   </w:style>
-  <w:style w:type="numbering" w:styleId="Sinlista" w:default="1">
+  <w:style w:type="numbering" w:default="1" w:styleId="NoList">
     <w:name w:val="No List"/>
     <w:uiPriority w:val="99"/>
     <w:semiHidden/>
     <w:unhideWhenUsed/>
   </w:style>
-  <w:style w:type="character" w:styleId="Ttulo1Car" w:customStyle="1">
-    <w:name w:val="Título 1 Car"/>
-    <w:basedOn w:val="Fuentedeprrafopredeter"/>
-    <w:link w:val="Ttulo1"/>
+  <w:style w:type="character" w:customStyle="1" w:styleId="Heading1Char">
+    <w:name w:val="Heading 1 Char"/>
+    <w:basedOn w:val="DefaultParagraphFont"/>
+    <w:link w:val="Heading1"/>
     <w:uiPriority w:val="9"/>
     <w:rsid w:val="008D491E"/>
     <w:rPr>
-      <w:rFonts w:asciiTheme="majorHAnsi" w:hAnsiTheme="majorHAnsi" w:eastAsiaTheme="majorEastAsia" w:cstheme="majorBidi"/>
+      <w:rFonts w:asciiTheme="majorHAnsi" w:eastAsiaTheme="majorEastAsia" w:hAnsiTheme="majorHAnsi" w:cstheme="majorBidi"/>
       <w:color w:val="0F4761" w:themeColor="accent1" w:themeShade="BF"/>
       <w:sz w:val="40"/>
       <w:szCs w:val="40"/>
     </w:rPr>
   </w:style>
-  <w:style w:type="character" w:styleId="Ttulo2Car" w:customStyle="1">
-    <w:name w:val="Título 2 Car"/>
-    <w:basedOn w:val="Fuentedeprrafopredeter"/>
-    <w:link w:val="Ttulo2"/>
+  <w:style w:type="character" w:customStyle="1" w:styleId="Heading2Char">
+    <w:name w:val="Heading 2 Char"/>
+    <w:basedOn w:val="DefaultParagraphFont"/>
+    <w:link w:val="Heading2"/>
     <w:uiPriority w:val="9"/>
     <w:semiHidden/>
     <w:rsid w:val="008D491E"/>
     <w:rPr>
-      <w:rFonts w:asciiTheme="majorHAnsi" w:hAnsiTheme="majorHAnsi" w:eastAsiaTheme="majorEastAsia" w:cstheme="majorBidi"/>
+      <w:rFonts w:asciiTheme="majorHAnsi" w:eastAsiaTheme="majorEastAsia" w:hAnsiTheme="majorHAnsi" w:cstheme="majorBidi"/>
       <w:color w:val="0F4761" w:themeColor="accent1" w:themeShade="BF"/>
       <w:sz w:val="32"/>
       <w:szCs w:val="32"/>
     </w:rPr>
   </w:style>
-  <w:style w:type="character" w:styleId="Ttulo3Car" w:customStyle="1">
-    <w:name w:val="Título 3 Car"/>
-    <w:basedOn w:val="Fuentedeprrafopredeter"/>
-    <w:link w:val="Ttulo3"/>
+  <w:style w:type="character" w:customStyle="1" w:styleId="Heading3Char">
+    <w:name w:val="Heading 3 Char"/>
+    <w:basedOn w:val="DefaultParagraphFont"/>
+    <w:link w:val="Heading3"/>
     <w:uiPriority w:val="9"/>
     <w:semiHidden/>
     <w:rsid w:val="008D491E"/>
@@ -4752,10 +5921,10 @@
       <w:szCs w:val="28"/>
     </w:rPr>
   </w:style>
-  <w:style w:type="character" w:styleId="Ttulo4Car" w:customStyle="1">
-    <w:name w:val="Título 4 Car"/>
-    <w:basedOn w:val="Fuentedeprrafopredeter"/>
-    <w:link w:val="Ttulo4"/>
+  <w:style w:type="character" w:customStyle="1" w:styleId="Heading4Char">
+    <w:name w:val="Heading 4 Char"/>
+    <w:basedOn w:val="DefaultParagraphFont"/>
+    <w:link w:val="Heading4"/>
     <w:uiPriority w:val="9"/>
     <w:semiHidden/>
     <w:rsid w:val="008D491E"/>
@@ -4766,10 +5935,10 @@
       <w:color w:val="0F4761" w:themeColor="accent1" w:themeShade="BF"/>
     </w:rPr>
   </w:style>
-  <w:style w:type="character" w:styleId="Ttulo5Car" w:customStyle="1">
-    <w:name w:val="Título 5 Car"/>
-    <w:basedOn w:val="Fuentedeprrafopredeter"/>
-    <w:link w:val="Ttulo5"/>
+  <w:style w:type="character" w:customStyle="1" w:styleId="Heading5Char">
+    <w:name w:val="Heading 5 Char"/>
+    <w:basedOn w:val="DefaultParagraphFont"/>
+    <w:link w:val="Heading5"/>
     <w:uiPriority w:val="9"/>
     <w:semiHidden/>
     <w:rsid w:val="008D491E"/>
@@ -4778,10 +5947,10 @@
       <w:color w:val="0F4761" w:themeColor="accent1" w:themeShade="BF"/>
     </w:rPr>
   </w:style>
-  <w:style w:type="character" w:styleId="Ttulo6Car" w:customStyle="1">
-    <w:name w:val="Título 6 Car"/>
-    <w:basedOn w:val="Fuentedeprrafopredeter"/>
-    <w:link w:val="Ttulo6"/>
+  <w:style w:type="character" w:customStyle="1" w:styleId="Heading6Char">
+    <w:name w:val="Heading 6 Char"/>
+    <w:basedOn w:val="DefaultParagraphFont"/>
+    <w:link w:val="Heading6"/>
     <w:uiPriority w:val="9"/>
     <w:semiHidden/>
     <w:rsid w:val="008D491E"/>
@@ -4792,10 +5961,10 @@
       <w:color w:val="595959" w:themeColor="text1" w:themeTint="A6"/>
     </w:rPr>
   </w:style>
-  <w:style w:type="character" w:styleId="Ttulo7Car" w:customStyle="1">
-    <w:name w:val="Título 7 Car"/>
-    <w:basedOn w:val="Fuentedeprrafopredeter"/>
-    <w:link w:val="Ttulo7"/>
+  <w:style w:type="character" w:customStyle="1" w:styleId="Heading7Char">
+    <w:name w:val="Heading 7 Char"/>
+    <w:basedOn w:val="DefaultParagraphFont"/>
+    <w:link w:val="Heading7"/>
     <w:uiPriority w:val="9"/>
     <w:semiHidden/>
     <w:rsid w:val="008D491E"/>
@@ -4804,10 +5973,10 @@
       <w:color w:val="595959" w:themeColor="text1" w:themeTint="A6"/>
     </w:rPr>
   </w:style>
-  <w:style w:type="character" w:styleId="Ttulo8Car" w:customStyle="1">
-    <w:name w:val="Título 8 Car"/>
-    <w:basedOn w:val="Fuentedeprrafopredeter"/>
-    <w:link w:val="Ttulo8"/>
+  <w:style w:type="character" w:customStyle="1" w:styleId="Heading8Char">
+    <w:name w:val="Heading 8 Char"/>
+    <w:basedOn w:val="DefaultParagraphFont"/>
+    <w:link w:val="Heading8"/>
     <w:uiPriority w:val="9"/>
     <w:semiHidden/>
     <w:rsid w:val="008D491E"/>
@@ -4818,10 +5987,10 @@
       <w:color w:val="272727" w:themeColor="text1" w:themeTint="D8"/>
     </w:rPr>
   </w:style>
-  <w:style w:type="character" w:styleId="Ttulo9Car" w:customStyle="1">
-    <w:name w:val="Título 9 Car"/>
-    <w:basedOn w:val="Fuentedeprrafopredeter"/>
-    <w:link w:val="Ttulo9"/>
+  <w:style w:type="character" w:customStyle="1" w:styleId="Heading9Char">
+    <w:name w:val="Heading 9 Char"/>
+    <w:basedOn w:val="DefaultParagraphFont"/>
+    <w:link w:val="Heading9"/>
     <w:uiPriority w:val="9"/>
     <w:semiHidden/>
     <w:rsid w:val="008D491E"/>
@@ -4830,11 +5999,11 @@
       <w:color w:val="272727" w:themeColor="text1" w:themeTint="D8"/>
     </w:rPr>
   </w:style>
-  <w:style w:type="paragraph" w:styleId="Ttulo">
+  <w:style w:type="paragraph" w:styleId="Title">
     <w:name w:val="Title"/>
     <w:basedOn w:val="Normal"/>
     <w:next w:val="Normal"/>
-    <w:link w:val="TtuloCar"/>
+    <w:link w:val="TitleChar"/>
     <w:uiPriority w:val="10"/>
     <w:qFormat/>
     <w:rsid w:val="008D491E"/>
@@ -4843,7 +6012,7 @@
       <w:contextualSpacing/>
     </w:pPr>
     <w:rPr>
-      <w:rFonts w:asciiTheme="majorHAnsi" w:hAnsiTheme="majorHAnsi" w:eastAsiaTheme="majorEastAsia" w:cstheme="majorBidi"/>
+      <w:rFonts w:asciiTheme="majorHAnsi" w:eastAsiaTheme="majorEastAsia" w:hAnsiTheme="majorHAnsi" w:cstheme="majorBidi"/>
       <w:spacing w:val="-10"/>
       <w:kern w:val="28"/>
       <w:sz w:val="56"/>
@@ -4851,25 +6020,25 @@
       <w14:ligatures w14:val="standardContextual"/>
     </w:rPr>
   </w:style>
-  <w:style w:type="character" w:styleId="TtuloCar" w:customStyle="1">
-    <w:name w:val="Título Car"/>
-    <w:basedOn w:val="Fuentedeprrafopredeter"/>
-    <w:link w:val="Ttulo"/>
+  <w:style w:type="character" w:customStyle="1" w:styleId="TitleChar">
+    <w:name w:val="Title Char"/>
+    <w:basedOn w:val="DefaultParagraphFont"/>
+    <w:link w:val="Title"/>
     <w:uiPriority w:val="10"/>
     <w:rsid w:val="008D491E"/>
     <w:rPr>
-      <w:rFonts w:asciiTheme="majorHAnsi" w:hAnsiTheme="majorHAnsi" w:eastAsiaTheme="majorEastAsia" w:cstheme="majorBidi"/>
+      <w:rFonts w:asciiTheme="majorHAnsi" w:eastAsiaTheme="majorEastAsia" w:hAnsiTheme="majorHAnsi" w:cstheme="majorBidi"/>
       <w:spacing w:val="-10"/>
       <w:kern w:val="28"/>
       <w:sz w:val="56"/>
       <w:szCs w:val="56"/>
     </w:rPr>
   </w:style>
-  <w:style w:type="paragraph" w:styleId="Subttulo">
+  <w:style w:type="paragraph" w:styleId="Subtitle">
     <w:name w:val="Subtitle"/>
     <w:basedOn w:val="Normal"/>
     <w:next w:val="Normal"/>
-    <w:link w:val="SubttuloCar"/>
+    <w:link w:val="SubtitleChar"/>
     <w:uiPriority w:val="11"/>
     <w:qFormat/>
     <w:rsid w:val="008D491E"/>
@@ -4889,10 +6058,10 @@
       <w14:ligatures w14:val="standardContextual"/>
     </w:rPr>
   </w:style>
-  <w:style w:type="character" w:styleId="SubttuloCar" w:customStyle="1">
-    <w:name w:val="Subtítulo Car"/>
-    <w:basedOn w:val="Fuentedeprrafopredeter"/>
-    <w:link w:val="Subttulo"/>
+  <w:style w:type="character" w:customStyle="1" w:styleId="SubtitleChar">
+    <w:name w:val="Subtitle Char"/>
+    <w:basedOn w:val="DefaultParagraphFont"/>
+    <w:link w:val="Subtitle"/>
     <w:uiPriority w:val="11"/>
     <w:rsid w:val="008D491E"/>
     <w:rPr>
@@ -4903,11 +6072,11 @@
       <w:szCs w:val="28"/>
     </w:rPr>
   </w:style>
-  <w:style w:type="paragraph" w:styleId="Cita">
+  <w:style w:type="paragraph" w:styleId="Quote">
     <w:name w:val="Quote"/>
     <w:basedOn w:val="Normal"/>
     <w:next w:val="Normal"/>
-    <w:link w:val="CitaCar"/>
+    <w:link w:val="QuoteChar"/>
     <w:uiPriority w:val="29"/>
     <w:qFormat/>
     <w:rsid w:val="008D491E"/>
@@ -4925,10 +6094,10 @@
       <w14:ligatures w14:val="standardContextual"/>
     </w:rPr>
   </w:style>
-  <w:style w:type="character" w:styleId="CitaCar" w:customStyle="1">
-    <w:name w:val="Cita Car"/>
-    <w:basedOn w:val="Fuentedeprrafopredeter"/>
-    <w:link w:val="Cita"/>
+  <w:style w:type="character" w:customStyle="1" w:styleId="QuoteChar">
+    <w:name w:val="Quote Char"/>
+    <w:basedOn w:val="DefaultParagraphFont"/>
+    <w:link w:val="Quote"/>
     <w:uiPriority w:val="29"/>
     <w:rsid w:val="008D491E"/>
     <w:rPr>
@@ -4937,7 +6106,7 @@
       <w:color w:val="404040" w:themeColor="text1" w:themeTint="BF"/>
     </w:rPr>
   </w:style>
-  <w:style w:type="paragraph" w:styleId="Prrafodelista">
+  <w:style w:type="paragraph" w:styleId="ListParagraph">
     <w:name w:val="List Paragraph"/>
     <w:basedOn w:val="Normal"/>
     <w:uiPriority w:val="34"/>
@@ -4955,9 +6124,9 @@
       <w14:ligatures w14:val="standardContextual"/>
     </w:rPr>
   </w:style>
-  <w:style w:type="character" w:styleId="nfasisintenso">
+  <w:style w:type="character" w:styleId="IntenseEmphasis">
     <w:name w:val="Intense Emphasis"/>
-    <w:basedOn w:val="Fuentedeprrafopredeter"/>
+    <w:basedOn w:val="DefaultParagraphFont"/>
     <w:uiPriority w:val="21"/>
     <w:qFormat/>
     <w:rsid w:val="008D491E"/>
@@ -4967,18 +6136,18 @@
       <w:color w:val="0F4761" w:themeColor="accent1" w:themeShade="BF"/>
     </w:rPr>
   </w:style>
-  <w:style w:type="paragraph" w:styleId="Citadestacada">
+  <w:style w:type="paragraph" w:styleId="IntenseQuote">
     <w:name w:val="Intense Quote"/>
     <w:basedOn w:val="Normal"/>
     <w:next w:val="Normal"/>
-    <w:link w:val="CitadestacadaCar"/>
+    <w:link w:val="IntenseQuoteChar"/>
     <w:uiPriority w:val="30"/>
     <w:qFormat/>
     <w:rsid w:val="008D491E"/>
     <w:pPr>
       <w:pBdr>
-        <w:top w:val="single" w:color="0F4761" w:themeColor="accent1" w:themeShade="BF" w:sz="4" w:space="10"/>
-        <w:bottom w:val="single" w:color="0F4761" w:themeColor="accent1" w:themeShade="BF" w:sz="4" w:space="10"/>
+        <w:top w:val="single" w:sz="4" w:space="10" w:color="0F4761" w:themeColor="accent1" w:themeShade="BF"/>
+        <w:bottom w:val="single" w:sz="4" w:space="10" w:color="0F4761" w:themeColor="accent1" w:themeShade="BF"/>
       </w:pBdr>
       <w:spacing w:before="360" w:after="360" w:line="278" w:lineRule="auto"/>
       <w:ind w:left="864" w:right="864"/>
@@ -4994,10 +6163,10 @@
       <w14:ligatures w14:val="standardContextual"/>
     </w:rPr>
   </w:style>
-  <w:style w:type="character" w:styleId="CitadestacadaCar" w:customStyle="1">
-    <w:name w:val="Cita destacada Car"/>
-    <w:basedOn w:val="Fuentedeprrafopredeter"/>
-    <w:link w:val="Citadestacada"/>
+  <w:style w:type="character" w:customStyle="1" w:styleId="IntenseQuoteChar">
+    <w:name w:val="Intense Quote Char"/>
+    <w:basedOn w:val="DefaultParagraphFont"/>
+    <w:link w:val="IntenseQuote"/>
     <w:uiPriority w:val="30"/>
     <w:rsid w:val="008D491E"/>
     <w:rPr>
@@ -5006,9 +6175,9 @@
       <w:color w:val="0F4761" w:themeColor="accent1" w:themeShade="BF"/>
     </w:rPr>
   </w:style>
-  <w:style w:type="character" w:styleId="Referenciaintensa">
+  <w:style w:type="character" w:styleId="IntenseReference">
     <w:name w:val="Intense Reference"/>
-    <w:basedOn w:val="Fuentedeprrafopredeter"/>
+    <w:basedOn w:val="DefaultParagraphFont"/>
     <w:uiPriority w:val="32"/>
     <w:qFormat/>
     <w:rsid w:val="008D491E"/>
@@ -5020,9 +6189,9 @@
       <w:spacing w:val="5"/>
     </w:rPr>
   </w:style>
-  <w:style w:type="table" w:styleId="Tablaconcuadrcula">
+  <w:style w:type="table" w:styleId="TableGrid">
     <w:name w:val="Table Grid"/>
-    <w:basedOn w:val="Tablanormal"/>
+    <w:basedOn w:val="TableNormal"/>
     <w:uiPriority w:val="59"/>
     <w:rsid w:val="008D491E"/>
     <w:pPr>
@@ -5037,19 +6206,19 @@
     </w:rPr>
     <w:tblPr>
       <w:tblBorders>
-        <w:top w:val="single" w:color="auto" w:sz="4" w:space="0"/>
-        <w:left w:val="single" w:color="auto" w:sz="4" w:space="0"/>
-        <w:bottom w:val="single" w:color="auto" w:sz="4" w:space="0"/>
-        <w:right w:val="single" w:color="auto" w:sz="4" w:space="0"/>
-        <w:insideH w:val="single" w:color="auto" w:sz="4" w:space="0"/>
-        <w:insideV w:val="single" w:color="auto" w:sz="4" w:space="0"/>
+        <w:top w:val="single" w:sz="4" w:space="0" w:color="auto"/>
+        <w:left w:val="single" w:sz="4" w:space="0" w:color="auto"/>
+        <w:bottom w:val="single" w:sz="4" w:space="0" w:color="auto"/>
+        <w:right w:val="single" w:sz="4" w:space="0" w:color="auto"/>
+        <w:insideH w:val="single" w:sz="4" w:space="0" w:color="auto"/>
+        <w:insideV w:val="single" w:sz="4" w:space="0" w:color="auto"/>
       </w:tblBorders>
     </w:tblPr>
   </w:style>
-  <w:style w:type="paragraph" w:styleId="Encabezado">
+  <w:style w:type="paragraph" w:styleId="Header">
     <w:name w:val="header"/>
     <w:basedOn w:val="Normal"/>
-    <w:link w:val="EncabezadoCar"/>
+    <w:link w:val="HeaderChar"/>
     <w:uiPriority w:val="99"/>
     <w:unhideWhenUsed/>
     <w:rsid w:val="008D491E"/>
@@ -5061,10 +6230,10 @@
       <w:spacing w:after="0" w:line="240" w:lineRule="auto"/>
     </w:pPr>
   </w:style>
-  <w:style w:type="character" w:styleId="EncabezadoCar" w:customStyle="1">
-    <w:name w:val="Encabezado Car"/>
-    <w:basedOn w:val="Fuentedeprrafopredeter"/>
-    <w:link w:val="Encabezado"/>
+  <w:style w:type="character" w:customStyle="1" w:styleId="HeaderChar">
+    <w:name w:val="Header Char"/>
+    <w:basedOn w:val="DefaultParagraphFont"/>
+    <w:link w:val="Header"/>
     <w:uiPriority w:val="99"/>
     <w:rsid w:val="008D491E"/>
     <w:rPr>
@@ -5075,10 +6244,10 @@
       <w14:ligatures w14:val="none"/>
     </w:rPr>
   </w:style>
-  <w:style w:type="paragraph" w:styleId="Piedepgina">
+  <w:style w:type="paragraph" w:styleId="Footer">
     <w:name w:val="footer"/>
     <w:basedOn w:val="Normal"/>
-    <w:link w:val="PiedepginaCar"/>
+    <w:link w:val="FooterChar"/>
     <w:uiPriority w:val="99"/>
     <w:unhideWhenUsed/>
     <w:rsid w:val="008D491E"/>
@@ -5090,10 +6259,10 @@
       <w:spacing w:after="0" w:line="240" w:lineRule="auto"/>
     </w:pPr>
   </w:style>
-  <w:style w:type="character" w:styleId="PiedepginaCar" w:customStyle="1">
-    <w:name w:val="Pie de página Car"/>
-    <w:basedOn w:val="Fuentedeprrafopredeter"/>
-    <w:link w:val="Piedepgina"/>
+  <w:style w:type="character" w:customStyle="1" w:styleId="FooterChar">
+    <w:name w:val="Footer Char"/>
+    <w:basedOn w:val="DefaultParagraphFont"/>
+    <w:link w:val="Footer"/>
     <w:uiPriority w:val="99"/>
     <w:rsid w:val="008D491E"/>
     <w:rPr>
@@ -5108,7 +6277,7 @@
 </file>
 
 <file path=word/theme/theme1.xml><?xml version="1.0" encoding="utf-8"?>
-<a:theme xmlns:a="http://schemas.openxmlformats.org/drawingml/2006/main" xmlns:thm15="http://schemas.microsoft.com/office/thememl/2012/main" name="Tema de Office">
+<a:theme xmlns:a="http://schemas.openxmlformats.org/drawingml/2006/main" name="Tema de Office">
   <a:themeElements>
     <a:clrScheme name="Office">
       <a:dk1>

--- a/Documentacion/Registros/REGISTRO DE RIESGOS.docx
+++ b/Documentacion/Registros/REGISTRO DE RIESGOS.docx
@@ -5108,7 +5108,6 @@
                             <w:dataBinding w:prefixMappings="xmlns:ns0='http://purl.org/dc/elements/1.1/' xmlns:ns1='http://schemas.openxmlformats.org/package/2006/metadata/core-properties' " w:xpath="/ns1:coreProperties[1]/ns0:title[1]" w:storeItemID="{6C3C8BC8-F283-45AE-878A-BAB7291924A1}"/>
                             <w:text/>
                           </w:sdtPr>
-                          <w:sdtEndPr/>
                           <w:sdtContent>
                             <w:p>
                               <w:pPr>
